--- a/reports/entrega/03_Anexos_CebadaVision.docx
+++ b/reports/entrega/03_Anexos_CebadaVision.docx
@@ -3471,9 +3471,9 @@
         </w:tblBorders>
       </w:tblPr>
       <w:tblGrid>
-        <w:gridCol w:w="2591"/>
-        <w:gridCol w:w="1072"/>
-        <w:gridCol w:w="5363"/>
+        <w:gridCol w:w="2112"/>
+        <w:gridCol w:w="1152"/>
+        <w:gridCol w:w="5762"/>
       </w:tblGrid>
       <w:tr>
         <w:trPr>
@@ -3481,7 +3481,7 @@
         </w:trPr>
         <w:tc>
           <w:tcPr>
-            <w:tcW w:type="dxa" w:w="2591"/>
+            <w:tcW w:type="dxa" w:w="2112"/>
             <w:shd w:fill="E8F0E3" w:val="clear"/>
             <w:tcMar>
               <w:top w:type="dxa" w:w="40"/>
@@ -3508,7 +3508,7 @@
         </w:tc>
         <w:tc>
           <w:tcPr>
-            <w:tcW w:type="dxa" w:w="1072"/>
+            <w:tcW w:type="dxa" w:w="1152"/>
             <w:shd w:fill="E8F0E3" w:val="clear"/>
             <w:tcMar>
               <w:top w:type="dxa" w:w="40"/>
@@ -3535,7 +3535,7 @@
         </w:tc>
         <w:tc>
           <w:tcPr>
-            <w:tcW w:type="dxa" w:w="5363"/>
+            <w:tcW w:type="dxa" w:w="5762"/>
             <w:shd w:fill="E8F0E3" w:val="clear"/>
             <w:tcMar>
               <w:top w:type="dxa" w:w="40"/>
@@ -3567,7 +3567,7 @@
         </w:trPr>
         <w:tc>
           <w:tcPr>
-            <w:tcW w:type="dxa" w:w="2591"/>
+            <w:tcW w:type="dxa" w:w="2112"/>
             <w:tcMar>
               <w:top w:type="dxa" w:w="40"/>
               <w:left w:type="dxa" w:w="80"/>
@@ -3593,7 +3593,7 @@
         </w:tc>
         <w:tc>
           <w:tcPr>
-            <w:tcW w:type="dxa" w:w="1072"/>
+            <w:tcW w:type="dxa" w:w="1152"/>
             <w:tcMar>
               <w:top w:type="dxa" w:w="40"/>
               <w:left w:type="dxa" w:w="80"/>
@@ -3619,7 +3619,7 @@
         </w:tc>
         <w:tc>
           <w:tcPr>
-            <w:tcW w:type="dxa" w:w="5363"/>
+            <w:tcW w:type="dxa" w:w="5762"/>
             <w:tcMar>
               <w:top w:type="dxa" w:w="40"/>
               <w:left w:type="dxa" w:w="80"/>
@@ -3670,7 +3670,7 @@
         </w:trPr>
         <w:tc>
           <w:tcPr>
-            <w:tcW w:type="dxa" w:w="2591"/>
+            <w:tcW w:type="dxa" w:w="2112"/>
             <w:tcMar>
               <w:top w:type="dxa" w:w="40"/>
               <w:left w:type="dxa" w:w="80"/>
@@ -3696,7 +3696,7 @@
         </w:tc>
         <w:tc>
           <w:tcPr>
-            <w:tcW w:type="dxa" w:w="1072"/>
+            <w:tcW w:type="dxa" w:w="1152"/>
             <w:tcMar>
               <w:top w:type="dxa" w:w="40"/>
               <w:left w:type="dxa" w:w="80"/>
@@ -3722,7 +3722,7 @@
         </w:tc>
         <w:tc>
           <w:tcPr>
-            <w:tcW w:type="dxa" w:w="5363"/>
+            <w:tcW w:type="dxa" w:w="5762"/>
             <w:tcMar>
               <w:top w:type="dxa" w:w="40"/>
               <w:left w:type="dxa" w:w="80"/>
@@ -3833,7 +3833,7 @@
         </w:trPr>
         <w:tc>
           <w:tcPr>
-            <w:tcW w:type="dxa" w:w="2591"/>
+            <w:tcW w:type="dxa" w:w="2112"/>
             <w:tcMar>
               <w:top w:type="dxa" w:w="40"/>
               <w:left w:type="dxa" w:w="80"/>
@@ -3859,7 +3859,7 @@
         </w:tc>
         <w:tc>
           <w:tcPr>
-            <w:tcW w:type="dxa" w:w="1072"/>
+            <w:tcW w:type="dxa" w:w="1152"/>
             <w:tcMar>
               <w:top w:type="dxa" w:w="40"/>
               <w:left w:type="dxa" w:w="80"/>
@@ -3885,47 +3885,27 @@
         </w:tc>
         <w:tc>
           <w:tcPr>
-            <w:tcW w:type="dxa" w:w="5363"/>
-            <w:tcMar>
-              <w:top w:type="dxa" w:w="40"/>
-              <w:left w:type="dxa" w:w="80"/>
-              <w:bottom w:type="dxa" w:w="40"/>
-              <w:right w:type="dxa" w:w="80"/>
-            </w:tcMar>
-          </w:tcPr>
-          <w:p>
-            <w:pPr>
-              <w:spacing w:after="0"/>
-            </w:pPr>
-            <w:r>
-              <w:rPr>
-                <w:rFonts w:ascii="Calibri" w:cs="Calibri" w:eastAsia="Calibri" w:hAnsi="Calibri"/>
-                <w:b w:val="false"/>
-                <w:bCs w:val="false"/>
-                <w:sz w:val="19"/>
-                <w:szCs w:val="19"/>
-              </w:rPr>
-              <w:t xml:space="preserve">Baseline V0/V1 con los folds fijos; comparación Ridge por bloques de variables (</w:t>
-            </w:r>
-            <w:r>
-              <w:rPr>
-                <w:rFonts w:ascii="Consolas" w:cs="Consolas" w:eastAsia="Consolas" w:hAnsi="Consolas"/>
-                <w:b w:val="false"/>
-                <w:bCs w:val="false"/>
-                <w:sz w:val="19"/>
-                <w:szCs w:val="19"/>
-              </w:rPr>
-              <w:t xml:space="preserve">docs/experimentos.md</w:t>
-            </w:r>
-            <w:r>
-              <w:rPr>
-                <w:rFonts w:ascii="Calibri" w:cs="Calibri" w:eastAsia="Calibri" w:hAnsi="Calibri"/>
-                <w:b w:val="false"/>
-                <w:bCs w:val="false"/>
-                <w:sz w:val="19"/>
-                <w:szCs w:val="19"/>
-              </w:rPr>
-              <w:t xml:space="preserve">); validación de referencias del modelo.</w:t>
+            <w:tcW w:type="dxa" w:w="5762"/>
+            <w:tcMar>
+              <w:top w:type="dxa" w:w="40"/>
+              <w:left w:type="dxa" w:w="80"/>
+              <w:bottom w:type="dxa" w:w="40"/>
+              <w:right w:type="dxa" w:w="80"/>
+            </w:tcMar>
+          </w:tcPr>
+          <w:p>
+            <w:pPr>
+              <w:spacing w:after="0"/>
+            </w:pPr>
+            <w:r>
+              <w:rPr>
+                <w:rFonts w:ascii="Calibri" w:cs="Calibri" w:eastAsia="Calibri" w:hAnsi="Calibri"/>
+                <w:b w:val="false"/>
+                <w:bCs w:val="false"/>
+                <w:sz w:val="19"/>
+                <w:szCs w:val="19"/>
+              </w:rPr>
+              <w:t xml:space="preserve">Baseline V0 (media) y V1 (regresión lineal) con los folds fijos; comparación por bloques de variables; Random Forest con clima y municipio/estado codificados (RMSE 0.513 ± 0.087, R² 0.621), que confirmó el peso de la ubicación.</w:t>
             </w:r>
           </w:p>
         </w:tc>
@@ -3936,7 +3916,7 @@
         </w:trPr>
         <w:tc>
           <w:tcPr>
-            <w:tcW w:type="dxa" w:w="2591"/>
+            <w:tcW w:type="dxa" w:w="2112"/>
             <w:tcMar>
               <w:top w:type="dxa" w:w="40"/>
               <w:left w:type="dxa" w:w="80"/>
@@ -3962,7 +3942,7 @@
         </w:tc>
         <w:tc>
           <w:tcPr>
-            <w:tcW w:type="dxa" w:w="1072"/>
+            <w:tcW w:type="dxa" w:w="1152"/>
             <w:tcMar>
               <w:top w:type="dxa" w:w="40"/>
               <w:left w:type="dxa" w:w="80"/>
@@ -3988,7 +3968,7 @@
         </w:tc>
         <w:tc>
           <w:tcPr>
-            <w:tcW w:type="dxa" w:w="5363"/>
+            <w:tcW w:type="dxa" w:w="5762"/>
             <w:tcMar>
               <w:top w:type="dxa" w:w="40"/>
               <w:left w:type="dxa" w:w="80"/>
@@ -4019,7 +3999,7 @@
         </w:trPr>
         <w:tc>
           <w:tcPr>
-            <w:tcW w:type="dxa" w:w="2591"/>
+            <w:tcW w:type="dxa" w:w="2112"/>
             <w:tcMar>
               <w:top w:type="dxa" w:w="40"/>
               <w:left w:type="dxa" w:w="80"/>
@@ -4045,7 +4025,7 @@
         </w:tc>
         <w:tc>
           <w:tcPr>
-            <w:tcW w:type="dxa" w:w="1072"/>
+            <w:tcW w:type="dxa" w:w="1152"/>
             <w:tcMar>
               <w:top w:type="dxa" w:w="40"/>
               <w:left w:type="dxa" w:w="80"/>
@@ -4071,27 +4051,27 @@
         </w:tc>
         <w:tc>
           <w:tcPr>
-            <w:tcW w:type="dxa" w:w="5363"/>
-            <w:tcMar>
-              <w:top w:type="dxa" w:w="40"/>
-              <w:left w:type="dxa" w:w="80"/>
-              <w:bottom w:type="dxa" w:w="40"/>
-              <w:right w:type="dxa" w:w="80"/>
-            </w:tcMar>
-          </w:tcPr>
-          <w:p>
-            <w:pPr>
-              <w:spacing w:after="0"/>
-            </w:pPr>
-            <w:r>
-              <w:rPr>
-                <w:rFonts w:ascii="Calibri" w:cs="Calibri" w:eastAsia="Calibri" w:hAnsi="Calibri"/>
-                <w:b w:val="false"/>
-                <w:bCs w:val="false"/>
-                <w:sz w:val="19"/>
-                <w:szCs w:val="19"/>
-              </w:rPr>
-              <w:t xml:space="preserve">Documento compartido con las secciones y límites; borrador de Introducción, Justificación y Objetivos; referencias; guion del video con Cervantes.</w:t>
+            <w:tcW w:type="dxa" w:w="5762"/>
+            <w:tcMar>
+              <w:top w:type="dxa" w:w="40"/>
+              <w:left w:type="dxa" w:w="80"/>
+              <w:bottom w:type="dxa" w:w="40"/>
+              <w:right w:type="dxa" w:w="80"/>
+            </w:tcMar>
+          </w:tcPr>
+          <w:p>
+            <w:pPr>
+              <w:spacing w:after="0"/>
+            </w:pPr>
+            <w:r>
+              <w:rPr>
+                <w:rFonts w:ascii="Calibri" w:cs="Calibri" w:eastAsia="Calibri" w:hAnsi="Calibri"/>
+                <w:b w:val="false"/>
+                <w:bCs w:val="false"/>
+                <w:sz w:val="19"/>
+                <w:szCs w:val="19"/>
+              </w:rPr>
+              <w:t xml:space="preserve">Documento compartido con las secciones y límites; redacción de Introducción, Justificación y Objetivos (base del informe final); referencias bibliográficas; guion del video con Cervantes.</w:t>
             </w:r>
           </w:p>
         </w:tc>
@@ -4102,33 +4082,33 @@
         </w:trPr>
         <w:tc>
           <w:tcPr>
-            <w:tcW w:type="dxa" w:w="2591"/>
-            <w:tcMar>
-              <w:top w:type="dxa" w:w="40"/>
-              <w:left w:type="dxa" w:w="80"/>
-              <w:bottom w:type="dxa" w:w="40"/>
-              <w:right w:type="dxa" w:w="80"/>
-            </w:tcMar>
-          </w:tcPr>
-          <w:p>
-            <w:pPr>
-              <w:spacing w:after="0"/>
-            </w:pPr>
-            <w:r>
-              <w:rPr>
-                <w:rFonts w:ascii="Calibri" w:cs="Calibri" w:eastAsia="Calibri" w:hAnsi="Calibri"/>
-                <w:b w:val="false"/>
-                <w:bCs w:val="false"/>
-                <w:sz w:val="19"/>
-                <w:szCs w:val="19"/>
-              </w:rPr>
-              <w:t xml:space="preserve">Equipo (con asistencia de IA)</w:t>
-            </w:r>
-          </w:p>
-        </w:tc>
-        <w:tc>
-          <w:tcPr>
-            <w:tcW w:type="dxa" w:w="1072"/>
+            <w:tcW w:type="dxa" w:w="2112"/>
+            <w:tcMar>
+              <w:top w:type="dxa" w:w="40"/>
+              <w:left w:type="dxa" w:w="80"/>
+              <w:bottom w:type="dxa" w:w="40"/>
+              <w:right w:type="dxa" w:w="80"/>
+            </w:tcMar>
+          </w:tcPr>
+          <w:p>
+            <w:pPr>
+              <w:spacing w:after="0"/>
+            </w:pPr>
+            <w:r>
+              <w:rPr>
+                <w:rFonts w:ascii="Calibri" w:cs="Calibri" w:eastAsia="Calibri" w:hAnsi="Calibri"/>
+                <w:b w:val="false"/>
+                <w:bCs w:val="false"/>
+                <w:sz w:val="19"/>
+                <w:szCs w:val="19"/>
+              </w:rPr>
+              <w:t xml:space="preserve">Equipo</w:t>
+            </w:r>
+          </w:p>
+        </w:tc>
+        <w:tc>
+          <w:tcPr>
+            <w:tcW w:type="dxa" w:w="1152"/>
             <w:tcMar>
               <w:top w:type="dxa" w:w="40"/>
               <w:left w:type="dxa" w:w="80"/>
@@ -4154,7 +4134,7 @@
         </w:tc>
         <w:tc>
           <w:tcPr>
-            <w:tcW w:type="dxa" w:w="5363"/>
+            <w:tcW w:type="dxa" w:w="5762"/>
             <w:tcMar>
               <w:top w:type="dxa" w:w="40"/>
               <w:left w:type="dxa" w:w="80"/>
@@ -4214,7 +4194,7 @@
                 <w:sz w:val="19"/>
                 <w:szCs w:val="19"/>
               </w:rPr>
-              <w:t xml:space="preserve">), ensamble final, SHAP y notas en lenguaje llano (</w:t>
+              <w:t xml:space="preserve">), ensamble final y explicación por parcela (</w:t>
             </w:r>
             <w:r>
               <w:rPr>
@@ -4254,7 +4234,7 @@
                 <w:sz w:val="19"/>
                 <w:szCs w:val="19"/>
               </w:rPr>
-              <w:t xml:space="preserve">). Ver A3.</w:t>
+              <w:t xml:space="preserve">).</w:t>
             </w:r>
           </w:p>
         </w:tc>
@@ -4279,1915 +4259,7 @@
           <w:sz w:val="28"/>
           <w:szCs w:val="28"/>
         </w:rPr>
-        <w:t xml:space="preserve">A3. Uso de inteligencia artificial y prompts</w:t>
-      </w:r>
-    </w:p>
-    <w:p>
-      <w:pPr>
-        <w:spacing w:after="140" w:line="288"/>
-        <w:jc w:val="both"/>
-      </w:pPr>
-      <w:r>
-        <w:rPr>
-          <w:rFonts w:ascii="Calibri" w:cs="Calibri" w:eastAsia="Calibri" w:hAnsi="Calibri"/>
-        </w:rPr>
-        <w:t xml:space="preserve">Se usó Claude (Anthropic) como asistente de programación y redacción, siempre con revisión del equipo. El registro completo, con fecha, integrante, uso y prompt textual, está en </w:t>
-      </w:r>
-      <w:r>
-        <w:rPr>
-          <w:rFonts w:ascii="Consolas" w:cs="Consolas" w:eastAsia="Consolas" w:hAnsi="Consolas"/>
-          <w:sz w:val="20"/>
-          <w:szCs w:val="20"/>
-        </w:rPr>
-        <w:t xml:space="preserve">prompts_ia.md</w:t>
-      </w:r>
-      <w:r>
-        <w:rPr>
-          <w:rFonts w:ascii="Calibri" w:cs="Calibri" w:eastAsia="Calibri" w:hAnsi="Calibri"/>
-        </w:rPr>
-        <w:t xml:space="preserve"> del repositorio; se reproduce íntegro aquí.</w:t>
-      </w:r>
-    </w:p>
-    <w:tbl>
-      <w:tblPr>
-        <w:tblW w:type="dxa" w:w="9026"/>
-        <w:tblBorders>
-          <w:top w:val="single" w:color="auto" w:sz="4"/>
-          <w:left w:val="single" w:color="auto" w:sz="4"/>
-          <w:bottom w:val="single" w:color="auto" w:sz="4"/>
-          <w:right w:val="single" w:color="auto" w:sz="4"/>
-          <w:insideH w:val="single" w:color="auto" w:sz="4"/>
-          <w:insideV w:val="single" w:color="auto" w:sz="4"/>
-        </w:tblBorders>
-      </w:tblPr>
-      <w:tblGrid>
-        <w:gridCol w:w="1214"/>
-        <w:gridCol w:w="950"/>
-        <w:gridCol w:w="527"/>
-        <w:gridCol w:w="3167"/>
-        <w:gridCol w:w="3168"/>
-      </w:tblGrid>
-      <w:tr>
-        <w:trPr>
-          <w:tblHeader/>
-        </w:trPr>
-        <w:tc>
-          <w:tcPr>
-            <w:tcW w:type="dxa" w:w="1214"/>
-            <w:shd w:fill="E8F0E3" w:val="clear"/>
-            <w:tcMar>
-              <w:top w:type="dxa" w:w="40"/>
-              <w:left w:type="dxa" w:w="80"/>
-              <w:bottom w:type="dxa" w:w="40"/>
-              <w:right w:type="dxa" w:w="80"/>
-            </w:tcMar>
-          </w:tcPr>
-          <w:p>
-            <w:pPr>
-              <w:spacing w:after="0"/>
-            </w:pPr>
-            <w:r>
-              <w:rPr>
-                <w:rFonts w:ascii="Calibri" w:cs="Calibri" w:eastAsia="Calibri" w:hAnsi="Calibri"/>
-                <w:b/>
-                <w:bCs/>
-                <w:sz w:val="19"/>
-                <w:szCs w:val="19"/>
-              </w:rPr>
-              <w:t xml:space="preserve">Fecha</w:t>
-            </w:r>
-          </w:p>
-        </w:tc>
-        <w:tc>
-          <w:tcPr>
-            <w:tcW w:type="dxa" w:w="950"/>
-            <w:shd w:fill="E8F0E3" w:val="clear"/>
-            <w:tcMar>
-              <w:top w:type="dxa" w:w="40"/>
-              <w:left w:type="dxa" w:w="80"/>
-              <w:bottom w:type="dxa" w:w="40"/>
-              <w:right w:type="dxa" w:w="80"/>
-            </w:tcMar>
-          </w:tcPr>
-          <w:p>
-            <w:pPr>
-              <w:spacing w:after="0"/>
-            </w:pPr>
-            <w:r>
-              <w:rPr>
-                <w:rFonts w:ascii="Calibri" w:cs="Calibri" w:eastAsia="Calibri" w:hAnsi="Calibri"/>
-                <w:b/>
-                <w:bCs/>
-                <w:sz w:val="19"/>
-                <w:szCs w:val="19"/>
-              </w:rPr>
-              <w:t xml:space="preserve">Herramienta</w:t>
-            </w:r>
-          </w:p>
-        </w:tc>
-        <w:tc>
-          <w:tcPr>
-            <w:tcW w:type="dxa" w:w="527"/>
-            <w:shd w:fill="E8F0E3" w:val="clear"/>
-            <w:tcMar>
-              <w:top w:type="dxa" w:w="40"/>
-              <w:left w:type="dxa" w:w="80"/>
-              <w:bottom w:type="dxa" w:w="40"/>
-              <w:right w:type="dxa" w:w="80"/>
-            </w:tcMar>
-          </w:tcPr>
-          <w:p>
-            <w:pPr>
-              <w:spacing w:after="0"/>
-            </w:pPr>
-            <w:r>
-              <w:rPr>
-                <w:rFonts w:ascii="Calibri" w:cs="Calibri" w:eastAsia="Calibri" w:hAnsi="Calibri"/>
-                <w:b/>
-                <w:bCs/>
-                <w:sz w:val="19"/>
-                <w:szCs w:val="19"/>
-              </w:rPr>
-              <w:t xml:space="preserve">Integrante</w:t>
-            </w:r>
-          </w:p>
-        </w:tc>
-        <w:tc>
-          <w:tcPr>
-            <w:tcW w:type="dxa" w:w="3167"/>
-            <w:shd w:fill="E8F0E3" w:val="clear"/>
-            <w:tcMar>
-              <w:top w:type="dxa" w:w="40"/>
-              <w:left w:type="dxa" w:w="80"/>
-              <w:bottom w:type="dxa" w:w="40"/>
-              <w:right w:type="dxa" w:w="80"/>
-            </w:tcMar>
-          </w:tcPr>
-          <w:p>
-            <w:pPr>
-              <w:spacing w:after="0"/>
-            </w:pPr>
-            <w:r>
-              <w:rPr>
-                <w:rFonts w:ascii="Calibri" w:cs="Calibri" w:eastAsia="Calibri" w:hAnsi="Calibri"/>
-                <w:b/>
-                <w:bCs/>
-                <w:sz w:val="19"/>
-                <w:szCs w:val="19"/>
-              </w:rPr>
-              <w:t xml:space="preserve">Uso (sección / archivo)</w:t>
-            </w:r>
-          </w:p>
-        </w:tc>
-        <w:tc>
-          <w:tcPr>
-            <w:tcW w:type="dxa" w:w="3168"/>
-            <w:shd w:fill="E8F0E3" w:val="clear"/>
-            <w:tcMar>
-              <w:top w:type="dxa" w:w="40"/>
-              <w:left w:type="dxa" w:w="80"/>
-              <w:bottom w:type="dxa" w:w="40"/>
-              <w:right w:type="dxa" w:w="80"/>
-            </w:tcMar>
-          </w:tcPr>
-          <w:p>
-            <w:pPr>
-              <w:spacing w:after="0"/>
-            </w:pPr>
-            <w:r>
-              <w:rPr>
-                <w:rFonts w:ascii="Calibri" w:cs="Calibri" w:eastAsia="Calibri" w:hAnsi="Calibri"/>
-                <w:b/>
-                <w:bCs/>
-                <w:sz w:val="19"/>
-                <w:szCs w:val="19"/>
-              </w:rPr>
-              <w:t xml:space="preserve">Prompt</w:t>
-            </w:r>
-          </w:p>
-        </w:tc>
-      </w:tr>
-      <w:tr>
-        <w:trPr>
-          <w:tblHeader w:val="false"/>
-        </w:trPr>
-        <w:tc>
-          <w:tcPr>
-            <w:tcW w:type="dxa" w:w="1214"/>
-            <w:tcMar>
-              <w:top w:type="dxa" w:w="40"/>
-              <w:left w:type="dxa" w:w="80"/>
-              <w:bottom w:type="dxa" w:w="40"/>
-              <w:right w:type="dxa" w:w="80"/>
-            </w:tcMar>
-          </w:tcPr>
-          <w:p>
-            <w:pPr>
-              <w:spacing w:after="0"/>
-            </w:pPr>
-            <w:r>
-              <w:rPr>
-                <w:rFonts w:ascii="Calibri" w:cs="Calibri" w:eastAsia="Calibri" w:hAnsi="Calibri"/>
-                <w:b w:val="false"/>
-                <w:bCs w:val="false"/>
-                <w:sz w:val="19"/>
-                <w:szCs w:val="19"/>
-              </w:rPr>
-              <w:t xml:space="preserve">2026-09-17</w:t>
-            </w:r>
-          </w:p>
-        </w:tc>
-        <w:tc>
-          <w:tcPr>
-            <w:tcW w:type="dxa" w:w="950"/>
-            <w:tcMar>
-              <w:top w:type="dxa" w:w="40"/>
-              <w:left w:type="dxa" w:w="80"/>
-              <w:bottom w:type="dxa" w:w="40"/>
-              <w:right w:type="dxa" w:w="80"/>
-            </w:tcMar>
-          </w:tcPr>
-          <w:p>
-            <w:pPr>
-              <w:spacing w:after="0"/>
-            </w:pPr>
-            <w:r>
-              <w:rPr>
-                <w:rFonts w:ascii="Calibri" w:cs="Calibri" w:eastAsia="Calibri" w:hAnsi="Calibri"/>
-                <w:b w:val="false"/>
-                <w:bCs w:val="false"/>
-                <w:sz w:val="19"/>
-                <w:szCs w:val="19"/>
-              </w:rPr>
-              <w:t xml:space="preserve">Claude Code</w:t>
-            </w:r>
-          </w:p>
-        </w:tc>
-        <w:tc>
-          <w:tcPr>
-            <w:tcW w:type="dxa" w:w="527"/>
-            <w:tcMar>
-              <w:top w:type="dxa" w:w="40"/>
-              <w:left w:type="dxa" w:w="80"/>
-              <w:bottom w:type="dxa" w:w="40"/>
-              <w:right w:type="dxa" w:w="80"/>
-            </w:tcMar>
-          </w:tcPr>
-          <w:p>
-            <w:pPr>
-              <w:spacing w:after="0"/>
-            </w:pPr>
-          </w:p>
-        </w:tc>
-        <w:tc>
-          <w:tcPr>
-            <w:tcW w:type="dxa" w:w="3167"/>
-            <w:tcMar>
-              <w:top w:type="dxa" w:w="40"/>
-              <w:left w:type="dxa" w:w="80"/>
-              <w:bottom w:type="dxa" w:w="40"/>
-              <w:right w:type="dxa" w:w="80"/>
-            </w:tcMar>
-          </w:tcPr>
-          <w:p>
-            <w:pPr>
-              <w:spacing w:after="0"/>
-            </w:pPr>
-            <w:r>
-              <w:rPr>
-                <w:rFonts w:ascii="Calibri" w:cs="Calibri" w:eastAsia="Calibri" w:hAnsi="Calibri"/>
-                <w:b w:val="false"/>
-                <w:bCs w:val="false"/>
-                <w:sz w:val="19"/>
-                <w:szCs w:val="19"/>
-              </w:rPr>
-              <w:t xml:space="preserve">Lectura y resumen de las bases del reto; creación de </w:t>
-            </w:r>
-            <w:r>
-              <w:rPr>
-                <w:rFonts w:ascii="Consolas" w:cs="Consolas" w:eastAsia="Consolas" w:hAnsi="Consolas"/>
-                <w:b w:val="false"/>
-                <w:bCs w:val="false"/>
-                <w:sz w:val="19"/>
-                <w:szCs w:val="19"/>
-              </w:rPr>
-              <w:t xml:space="preserve">CLAUDE.md</w:t>
-            </w:r>
-          </w:p>
-        </w:tc>
-        <w:tc>
-          <w:tcPr>
-            <w:tcW w:type="dxa" w:w="3168"/>
-            <w:tcMar>
-              <w:top w:type="dxa" w:w="40"/>
-              <w:left w:type="dxa" w:w="80"/>
-              <w:bottom w:type="dxa" w:w="40"/>
-              <w:right w:type="dxa" w:w="80"/>
-            </w:tcMar>
-          </w:tcPr>
-          <w:p>
-            <w:pPr>
-              <w:spacing w:after="0"/>
-            </w:pPr>
-            <w:r>
-              <w:rPr>
-                <w:rFonts w:ascii="Calibri" w:cs="Calibri" w:eastAsia="Calibri" w:hAnsi="Calibri"/>
-                <w:b w:val="false"/>
-                <w:bCs w:val="false"/>
-                <w:sz w:val="19"/>
-                <w:szCs w:val="19"/>
-              </w:rPr>
-              <w:t xml:space="preserve">"vamos a trabajar en un proyecto para el datathon AgroCebada, estudia el pdf y la info de esta pagina: https://www.fira.gob.mx/Nd/Convocatoria-2026.html#bases"</w:t>
-            </w:r>
-          </w:p>
-        </w:tc>
-      </w:tr>
-      <w:tr>
-        <w:trPr>
-          <w:tblHeader w:val="false"/>
-        </w:trPr>
-        <w:tc>
-          <w:tcPr>
-            <w:tcW w:type="dxa" w:w="1214"/>
-            <w:tcMar>
-              <w:top w:type="dxa" w:w="40"/>
-              <w:left w:type="dxa" w:w="80"/>
-              <w:bottom w:type="dxa" w:w="40"/>
-              <w:right w:type="dxa" w:w="80"/>
-            </w:tcMar>
-          </w:tcPr>
-          <w:p>
-            <w:pPr>
-              <w:spacing w:after="0"/>
-            </w:pPr>
-            <w:r>
-              <w:rPr>
-                <w:rFonts w:ascii="Calibri" w:cs="Calibri" w:eastAsia="Calibri" w:hAnsi="Calibri"/>
-                <w:b w:val="false"/>
-                <w:bCs w:val="false"/>
-                <w:sz w:val="19"/>
-                <w:szCs w:val="19"/>
-              </w:rPr>
-              <w:t xml:space="preserve">2026-09-17</w:t>
-            </w:r>
-          </w:p>
-        </w:tc>
-        <w:tc>
-          <w:tcPr>
-            <w:tcW w:type="dxa" w:w="950"/>
-            <w:tcMar>
-              <w:top w:type="dxa" w:w="40"/>
-              <w:left w:type="dxa" w:w="80"/>
-              <w:bottom w:type="dxa" w:w="40"/>
-              <w:right w:type="dxa" w:w="80"/>
-            </w:tcMar>
-          </w:tcPr>
-          <w:p>
-            <w:pPr>
-              <w:spacing w:after="0"/>
-            </w:pPr>
-            <w:r>
-              <w:rPr>
-                <w:rFonts w:ascii="Calibri" w:cs="Calibri" w:eastAsia="Calibri" w:hAnsi="Calibri"/>
-                <w:b w:val="false"/>
-                <w:bCs w:val="false"/>
-                <w:sz w:val="19"/>
-                <w:szCs w:val="19"/>
-              </w:rPr>
-              <w:t xml:space="preserve">Claude Code</w:t>
-            </w:r>
-          </w:p>
-        </w:tc>
-        <w:tc>
-          <w:tcPr>
-            <w:tcW w:type="dxa" w:w="527"/>
-            <w:tcMar>
-              <w:top w:type="dxa" w:w="40"/>
-              <w:left w:type="dxa" w:w="80"/>
-              <w:bottom w:type="dxa" w:w="40"/>
-              <w:right w:type="dxa" w:w="80"/>
-            </w:tcMar>
-          </w:tcPr>
-          <w:p>
-            <w:pPr>
-              <w:spacing w:after="0"/>
-            </w:pPr>
-          </w:p>
-        </w:tc>
-        <w:tc>
-          <w:tcPr>
-            <w:tcW w:type="dxa" w:w="3167"/>
-            <w:tcMar>
-              <w:top w:type="dxa" w:w="40"/>
-              <w:left w:type="dxa" w:w="80"/>
-              <w:bottom w:type="dxa" w:w="40"/>
-              <w:right w:type="dxa" w:w="80"/>
-            </w:tcMar>
-          </w:tcPr>
-          <w:p>
-            <w:pPr>
-              <w:spacing w:after="0"/>
-            </w:pPr>
-            <w:r>
-              <w:rPr>
-                <w:rFonts w:ascii="Calibri" w:cs="Calibri" w:eastAsia="Calibri" w:hAnsi="Calibri"/>
-                <w:b w:val="false"/>
-                <w:bCs w:val="false"/>
-                <w:sz w:val="19"/>
-                <w:szCs w:val="19"/>
-              </w:rPr>
-              <w:t xml:space="preserve">Documento de contexto del proyecto</w:t>
-            </w:r>
-          </w:p>
-        </w:tc>
-        <w:tc>
-          <w:tcPr>
-            <w:tcW w:type="dxa" w:w="3168"/>
-            <w:tcMar>
-              <w:top w:type="dxa" w:w="40"/>
-              <w:left w:type="dxa" w:w="80"/>
-              <w:bottom w:type="dxa" w:w="40"/>
-              <w:right w:type="dxa" w:w="80"/>
-            </w:tcMar>
-          </w:tcPr>
-          <w:p>
-            <w:pPr>
-              <w:spacing w:after="0"/>
-            </w:pPr>
-            <w:r>
-              <w:rPr>
-                <w:rFonts w:ascii="Calibri" w:cs="Calibri" w:eastAsia="Calibri" w:hAnsi="Calibri"/>
-                <w:b w:val="false"/>
-                <w:bCs w:val="false"/>
-                <w:sz w:val="19"/>
-                <w:szCs w:val="19"/>
-              </w:rPr>
-              <w:t xml:space="preserve">"ok, igual genera un .md para el contexto"</w:t>
-            </w:r>
-          </w:p>
-        </w:tc>
-      </w:tr>
-      <w:tr>
-        <w:trPr>
-          <w:tblHeader w:val="false"/>
-        </w:trPr>
-        <w:tc>
-          <w:tcPr>
-            <w:tcW w:type="dxa" w:w="1214"/>
-            <w:tcMar>
-              <w:top w:type="dxa" w:w="40"/>
-              <w:left w:type="dxa" w:w="80"/>
-              <w:bottom w:type="dxa" w:w="40"/>
-              <w:right w:type="dxa" w:w="80"/>
-            </w:tcMar>
-          </w:tcPr>
-          <w:p>
-            <w:pPr>
-              <w:spacing w:after="0"/>
-            </w:pPr>
-            <w:r>
-              <w:rPr>
-                <w:rFonts w:ascii="Calibri" w:cs="Calibri" w:eastAsia="Calibri" w:hAnsi="Calibri"/>
-                <w:b w:val="false"/>
-                <w:bCs w:val="false"/>
-                <w:sz w:val="19"/>
-                <w:szCs w:val="19"/>
-              </w:rPr>
-              <w:t xml:space="preserve">2026-09-18</w:t>
-            </w:r>
-          </w:p>
-        </w:tc>
-        <w:tc>
-          <w:tcPr>
-            <w:tcW w:type="dxa" w:w="950"/>
-            <w:tcMar>
-              <w:top w:type="dxa" w:w="40"/>
-              <w:left w:type="dxa" w:w="80"/>
-              <w:bottom w:type="dxa" w:w="40"/>
-              <w:right w:type="dxa" w:w="80"/>
-            </w:tcMar>
-          </w:tcPr>
-          <w:p>
-            <w:pPr>
-              <w:spacing w:after="0"/>
-            </w:pPr>
-            <w:r>
-              <w:rPr>
-                <w:rFonts w:ascii="Calibri" w:cs="Calibri" w:eastAsia="Calibri" w:hAnsi="Calibri"/>
-                <w:b w:val="false"/>
-                <w:bCs w:val="false"/>
-                <w:sz w:val="19"/>
-                <w:szCs w:val="19"/>
-              </w:rPr>
-              <w:t xml:space="preserve">Claude Code</w:t>
-            </w:r>
-          </w:p>
-        </w:tc>
-        <w:tc>
-          <w:tcPr>
-            <w:tcW w:type="dxa" w:w="527"/>
-            <w:tcMar>
-              <w:top w:type="dxa" w:w="40"/>
-              <w:left w:type="dxa" w:w="80"/>
-              <w:bottom w:type="dxa" w:w="40"/>
-              <w:right w:type="dxa" w:w="80"/>
-            </w:tcMar>
-          </w:tcPr>
-          <w:p>
-            <w:pPr>
-              <w:spacing w:after="0"/>
-            </w:pPr>
-          </w:p>
-        </w:tc>
-        <w:tc>
-          <w:tcPr>
-            <w:tcW w:type="dxa" w:w="3167"/>
-            <w:tcMar>
-              <w:top w:type="dxa" w:w="40"/>
-              <w:left w:type="dxa" w:w="80"/>
-              <w:bottom w:type="dxa" w:w="40"/>
-              <w:right w:type="dxa" w:w="80"/>
-            </w:tcMar>
-          </w:tcPr>
-          <w:p>
-            <w:pPr>
-              <w:spacing w:after="0"/>
-            </w:pPr>
-            <w:r>
-              <w:rPr>
-                <w:rFonts w:ascii="Calibri" w:cs="Calibri" w:eastAsia="Calibri" w:hAnsi="Calibri"/>
-                <w:b w:val="false"/>
-                <w:bCs w:val="false"/>
-                <w:sz w:val="19"/>
-                <w:szCs w:val="19"/>
-              </w:rPr>
-              <w:t xml:space="preserve">Planeación de siguientes pasos y estructura del proyecto</w:t>
-            </w:r>
-          </w:p>
-        </w:tc>
-        <w:tc>
-          <w:tcPr>
-            <w:tcW w:type="dxa" w:w="3168"/>
-            <w:tcMar>
-              <w:top w:type="dxa" w:w="40"/>
-              <w:left w:type="dxa" w:w="80"/>
-              <w:bottom w:type="dxa" w:w="40"/>
-              <w:right w:type="dxa" w:w="80"/>
-            </w:tcMar>
-          </w:tcPr>
-          <w:p>
-            <w:pPr>
-              <w:spacing w:after="0"/>
-            </w:pPr>
-            <w:r>
-              <w:rPr>
-                <w:rFonts w:ascii="Calibri" w:cs="Calibri" w:eastAsia="Calibri" w:hAnsi="Calibri"/>
-                <w:b w:val="false"/>
-                <w:bCs w:val="false"/>
-                <w:sz w:val="19"/>
-                <w:szCs w:val="19"/>
-              </w:rPr>
-              <w:t xml:space="preserve">"que sigue?"</w:t>
-            </w:r>
-          </w:p>
-        </w:tc>
-      </w:tr>
-      <w:tr>
-        <w:trPr>
-          <w:tblHeader w:val="false"/>
-        </w:trPr>
-        <w:tc>
-          <w:tcPr>
-            <w:tcW w:type="dxa" w:w="1214"/>
-            <w:tcMar>
-              <w:top w:type="dxa" w:w="40"/>
-              <w:left w:type="dxa" w:w="80"/>
-              <w:bottom w:type="dxa" w:w="40"/>
-              <w:right w:type="dxa" w:w="80"/>
-            </w:tcMar>
-          </w:tcPr>
-          <w:p>
-            <w:pPr>
-              <w:spacing w:after="0"/>
-            </w:pPr>
-            <w:r>
-              <w:rPr>
-                <w:rFonts w:ascii="Calibri" w:cs="Calibri" w:eastAsia="Calibri" w:hAnsi="Calibri"/>
-                <w:b w:val="false"/>
-                <w:bCs w:val="false"/>
-                <w:sz w:val="19"/>
-                <w:szCs w:val="19"/>
-              </w:rPr>
-              <w:t xml:space="preserve">2026-09-18</w:t>
-            </w:r>
-          </w:p>
-        </w:tc>
-        <w:tc>
-          <w:tcPr>
-            <w:tcW w:type="dxa" w:w="950"/>
-            <w:tcMar>
-              <w:top w:type="dxa" w:w="40"/>
-              <w:left w:type="dxa" w:w="80"/>
-              <w:bottom w:type="dxa" w:w="40"/>
-              <w:right w:type="dxa" w:w="80"/>
-            </w:tcMar>
-          </w:tcPr>
-          <w:p>
-            <w:pPr>
-              <w:spacing w:after="0"/>
-            </w:pPr>
-            <w:r>
-              <w:rPr>
-                <w:rFonts w:ascii="Calibri" w:cs="Calibri" w:eastAsia="Calibri" w:hAnsi="Calibri"/>
-                <w:b w:val="false"/>
-                <w:bCs w:val="false"/>
-                <w:sz w:val="19"/>
-                <w:szCs w:val="19"/>
-              </w:rPr>
-              <w:t xml:space="preserve">Claude Code</w:t>
-            </w:r>
-          </w:p>
-        </w:tc>
-        <w:tc>
-          <w:tcPr>
-            <w:tcW w:type="dxa" w:w="527"/>
-            <w:tcMar>
-              <w:top w:type="dxa" w:w="40"/>
-              <w:left w:type="dxa" w:w="80"/>
-              <w:bottom w:type="dxa" w:w="40"/>
-              <w:right w:type="dxa" w:w="80"/>
-            </w:tcMar>
-          </w:tcPr>
-          <w:p>
-            <w:pPr>
-              <w:spacing w:after="0"/>
-            </w:pPr>
-          </w:p>
-        </w:tc>
-        <w:tc>
-          <w:tcPr>
-            <w:tcW w:type="dxa" w:w="3167"/>
-            <w:tcMar>
-              <w:top w:type="dxa" w:w="40"/>
-              <w:left w:type="dxa" w:w="80"/>
-              <w:bottom w:type="dxa" w:w="40"/>
-              <w:right w:type="dxa" w:w="80"/>
-            </w:tcMar>
-          </w:tcPr>
-          <w:p>
-            <w:pPr>
-              <w:spacing w:after="0"/>
-            </w:pPr>
-            <w:r>
-              <w:rPr>
-                <w:rFonts w:ascii="Calibri" w:cs="Calibri" w:eastAsia="Calibri" w:hAnsi="Calibri"/>
-                <w:b w:val="false"/>
-                <w:bCs w:val="false"/>
-                <w:sz w:val="19"/>
-                <w:szCs w:val="19"/>
-              </w:rPr>
-              <w:t xml:space="preserve">EDA, extracción de clima/topografía por parcela, baselines espaciales (</w:t>
-            </w:r>
-            <w:r>
-              <w:rPr>
-                <w:rFonts w:ascii="Consolas" w:cs="Consolas" w:eastAsia="Consolas" w:hAnsi="Consolas"/>
-                <w:b w:val="false"/>
-                <w:bCs w:val="false"/>
-                <w:sz w:val="19"/>
-                <w:szCs w:val="19"/>
-              </w:rPr>
-              <w:t xml:space="preserve">src/eda_*.py</w:t>
-            </w:r>
-            <w:r>
-              <w:rPr>
-                <w:rFonts w:ascii="Calibri" w:cs="Calibri" w:eastAsia="Calibri" w:hAnsi="Calibri"/>
-                <w:b w:val="false"/>
-                <w:bCs w:val="false"/>
-                <w:sz w:val="19"/>
-                <w:szCs w:val="19"/>
-              </w:rPr>
-              <w:t xml:space="preserve">, </w:t>
-            </w:r>
-            <w:r>
-              <w:rPr>
-                <w:rFonts w:ascii="Consolas" w:cs="Consolas" w:eastAsia="Consolas" w:hAnsi="Consolas"/>
-                <w:b w:val="false"/>
-                <w:bCs w:val="false"/>
-                <w:sz w:val="19"/>
-                <w:szCs w:val="19"/>
-              </w:rPr>
-              <w:t xml:space="preserve">src/extraer_raster.py</w:t>
-            </w:r>
-            <w:r>
-              <w:rPr>
-                <w:rFonts w:ascii="Calibri" w:cs="Calibri" w:eastAsia="Calibri" w:hAnsi="Calibri"/>
-                <w:b w:val="false"/>
-                <w:bCs w:val="false"/>
-                <w:sz w:val="19"/>
-                <w:szCs w:val="19"/>
-              </w:rPr>
-              <w:t xml:space="preserve">, </w:t>
-            </w:r>
-            <w:r>
-              <w:rPr>
-                <w:rFonts w:ascii="Consolas" w:cs="Consolas" w:eastAsia="Consolas" w:hAnsi="Consolas"/>
-                <w:b w:val="false"/>
-                <w:bCs w:val="false"/>
-                <w:sz w:val="19"/>
-                <w:szCs w:val="19"/>
-              </w:rPr>
-              <w:t xml:space="preserve">reports/eda_hallazgos.md</w:t>
-            </w:r>
-            <w:r>
-              <w:rPr>
-                <w:rFonts w:ascii="Calibri" w:cs="Calibri" w:eastAsia="Calibri" w:hAnsi="Calibri"/>
-                <w:b w:val="false"/>
-                <w:bCs w:val="false"/>
-                <w:sz w:val="19"/>
-                <w:szCs w:val="19"/>
-              </w:rPr>
-              <w:t xml:space="preserve">)</w:t>
-            </w:r>
-          </w:p>
-        </w:tc>
-        <w:tc>
-          <w:tcPr>
-            <w:tcW w:type="dxa" w:w="3168"/>
-            <w:tcMar>
-              <w:top w:type="dxa" w:w="40"/>
-              <w:left w:type="dxa" w:w="80"/>
-              <w:bottom w:type="dxa" w:w="40"/>
-              <w:right w:type="dxa" w:w="80"/>
-            </w:tcMar>
-          </w:tcPr>
-          <w:p>
-            <w:pPr>
-              <w:spacing w:after="0"/>
-            </w:pPr>
-            <w:r>
-              <w:rPr>
-                <w:rFonts w:ascii="Calibri" w:cs="Calibri" w:eastAsia="Calibri" w:hAnsi="Calibri"/>
-                <w:b w:val="false"/>
-                <w:bCs w:val="false"/>
-                <w:sz w:val="19"/>
-                <w:szCs w:val="19"/>
-              </w:rPr>
-              <w:t xml:space="preserve">"ya está el dataset, continua con lo del punto 1"</w:t>
-            </w:r>
-          </w:p>
-        </w:tc>
-      </w:tr>
-      <w:tr>
-        <w:trPr>
-          <w:tblHeader w:val="false"/>
-        </w:trPr>
-        <w:tc>
-          <w:tcPr>
-            <w:tcW w:type="dxa" w:w="1214"/>
-            <w:tcMar>
-              <w:top w:type="dxa" w:w="40"/>
-              <w:left w:type="dxa" w:w="80"/>
-              <w:bottom w:type="dxa" w:w="40"/>
-              <w:right w:type="dxa" w:w="80"/>
-            </w:tcMar>
-          </w:tcPr>
-          <w:p>
-            <w:pPr>
-              <w:spacing w:after="0"/>
-            </w:pPr>
-            <w:r>
-              <w:rPr>
-                <w:rFonts w:ascii="Calibri" w:cs="Calibri" w:eastAsia="Calibri" w:hAnsi="Calibri"/>
-                <w:b w:val="false"/>
-                <w:bCs w:val="false"/>
-                <w:sz w:val="19"/>
-                <w:szCs w:val="19"/>
-              </w:rPr>
-              <w:t xml:space="preserve">2026-10-02</w:t>
-            </w:r>
-          </w:p>
-        </w:tc>
-        <w:tc>
-          <w:tcPr>
-            <w:tcW w:type="dxa" w:w="950"/>
-            <w:tcMar>
-              <w:top w:type="dxa" w:w="40"/>
-              <w:left w:type="dxa" w:w="80"/>
-              <w:bottom w:type="dxa" w:w="40"/>
-              <w:right w:type="dxa" w:w="80"/>
-            </w:tcMar>
-          </w:tcPr>
-          <w:p>
-            <w:pPr>
-              <w:spacing w:after="0"/>
-            </w:pPr>
-            <w:r>
-              <w:rPr>
-                <w:rFonts w:ascii="Calibri" w:cs="Calibri" w:eastAsia="Calibri" w:hAnsi="Calibri"/>
-                <w:b w:val="false"/>
-                <w:bCs w:val="false"/>
-                <w:sz w:val="19"/>
-                <w:szCs w:val="19"/>
-              </w:rPr>
-              <w:t xml:space="preserve">Claude Code</w:t>
-            </w:r>
-          </w:p>
-        </w:tc>
-        <w:tc>
-          <w:tcPr>
-            <w:tcW w:type="dxa" w:w="527"/>
-            <w:tcMar>
-              <w:top w:type="dxa" w:w="40"/>
-              <w:left w:type="dxa" w:w="80"/>
-              <w:bottom w:type="dxa" w:w="40"/>
-              <w:right w:type="dxa" w:w="80"/>
-            </w:tcMar>
-          </w:tcPr>
-          <w:p>
-            <w:pPr>
-              <w:spacing w:after="0"/>
-            </w:pPr>
-          </w:p>
-        </w:tc>
-        <w:tc>
-          <w:tcPr>
-            <w:tcW w:type="dxa" w:w="3167"/>
-            <w:tcMar>
-              <w:top w:type="dxa" w:w="40"/>
-              <w:left w:type="dxa" w:w="80"/>
-              <w:bottom w:type="dxa" w:w="40"/>
-              <w:right w:type="dxa" w:w="80"/>
-            </w:tcMar>
-          </w:tcPr>
-          <w:p>
-            <w:pPr>
-              <w:spacing w:after="0"/>
-            </w:pPr>
-            <w:r>
-              <w:rPr>
-                <w:rFonts w:ascii="Calibri" w:cs="Calibri" w:eastAsia="Calibri" w:hAnsi="Calibri"/>
-                <w:b w:val="false"/>
-                <w:bCs w:val="false"/>
-                <w:sz w:val="19"/>
-                <w:szCs w:val="19"/>
-              </w:rPr>
-              <w:t xml:space="preserve">Tabla PRO una fila por parcela abr–oct 2025, nulos omitidos y verificados (</w:t>
-            </w:r>
-            <w:r>
-              <w:rPr>
-                <w:rFonts w:ascii="Consolas" w:cs="Consolas" w:eastAsia="Consolas" w:hAnsi="Consolas"/>
-                <w:b w:val="false"/>
-                <w:bCs w:val="false"/>
-                <w:sz w:val="19"/>
-                <w:szCs w:val="19"/>
-              </w:rPr>
-              <w:t xml:space="preserve">src/tabla_pro.py</w:t>
-            </w:r>
-            <w:r>
-              <w:rPr>
-                <w:rFonts w:ascii="Calibri" w:cs="Calibri" w:eastAsia="Calibri" w:hAnsi="Calibri"/>
-                <w:b w:val="false"/>
-                <w:bCs w:val="false"/>
-                <w:sz w:val="19"/>
-                <w:szCs w:val="19"/>
-              </w:rPr>
-              <w:t xml:space="preserve">, </w:t>
-            </w:r>
-            <w:r>
-              <w:rPr>
-                <w:rFonts w:ascii="Consolas" w:cs="Consolas" w:eastAsia="Consolas" w:hAnsi="Consolas"/>
-                <w:b w:val="false"/>
-                <w:bCs w:val="false"/>
-                <w:sz w:val="19"/>
-                <w:szCs w:val="19"/>
-              </w:rPr>
-              <w:t xml:space="preserve">data/processed/variables_pro_abr_oct_2025.csv</w:t>
-            </w:r>
-            <w:r>
-              <w:rPr>
-                <w:rFonts w:ascii="Calibri" w:cs="Calibri" w:eastAsia="Calibri" w:hAnsi="Calibri"/>
-                <w:b w:val="false"/>
-                <w:bCs w:val="false"/>
-                <w:sz w:val="19"/>
-                <w:szCs w:val="19"/>
-              </w:rPr>
-              <w:t xml:space="preserve">)</w:t>
-            </w:r>
-          </w:p>
-        </w:tc>
-        <w:tc>
-          <w:tcPr>
-            <w:tcW w:type="dxa" w:w="3168"/>
-            <w:tcMar>
-              <w:top w:type="dxa" w:w="40"/>
-              <w:left w:type="dxa" w:w="80"/>
-              <w:bottom w:type="dxa" w:w="40"/>
-              <w:right w:type="dxa" w:w="80"/>
-            </w:tcMar>
-          </w:tcPr>
-          <w:p>
-            <w:pPr>
-              <w:spacing w:after="0"/>
-            </w:pPr>
-            <w:r>
-              <w:rPr>
-                <w:rFonts w:ascii="Calibri" w:cs="Calibri" w:eastAsia="Calibri" w:hAnsi="Calibri"/>
-                <w:b w:val="false"/>
-                <w:bCs w:val="false"/>
-                <w:sz w:val="19"/>
-                <w:szCs w:val="19"/>
-              </w:rPr>
-              <w:t xml:space="preserve">"Objetivo: Dejar en el repo la tabla de una fila por parcela con variables de PRO (abril–octubre 2025), lista para el baseline de Hugo" (issue + revisión del issue anterior)</w:t>
-            </w:r>
-          </w:p>
-        </w:tc>
-      </w:tr>
-      <w:tr>
-        <w:trPr>
-          <w:tblHeader w:val="false"/>
-        </w:trPr>
-        <w:tc>
-          <w:tcPr>
-            <w:tcW w:type="dxa" w:w="1214"/>
-            <w:tcMar>
-              <w:top w:type="dxa" w:w="40"/>
-              <w:left w:type="dxa" w:w="80"/>
-              <w:bottom w:type="dxa" w:w="40"/>
-              <w:right w:type="dxa" w:w="80"/>
-            </w:tcMar>
-          </w:tcPr>
-          <w:p>
-            <w:pPr>
-              <w:spacing w:after="0"/>
-            </w:pPr>
-            <w:r>
-              <w:rPr>
-                <w:rFonts w:ascii="Calibri" w:cs="Calibri" w:eastAsia="Calibri" w:hAnsi="Calibri"/>
-                <w:b w:val="false"/>
-                <w:bCs w:val="false"/>
-                <w:sz w:val="19"/>
-                <w:szCs w:val="19"/>
-              </w:rPr>
-              <w:t xml:space="preserve">2026-10-11</w:t>
-            </w:r>
-          </w:p>
-        </w:tc>
-        <w:tc>
-          <w:tcPr>
-            <w:tcW w:type="dxa" w:w="950"/>
-            <w:tcMar>
-              <w:top w:type="dxa" w:w="40"/>
-              <w:left w:type="dxa" w:w="80"/>
-              <w:bottom w:type="dxa" w:w="40"/>
-              <w:right w:type="dxa" w:w="80"/>
-            </w:tcMar>
-          </w:tcPr>
-          <w:p>
-            <w:pPr>
-              <w:spacing w:after="0"/>
-            </w:pPr>
-            <w:r>
-              <w:rPr>
-                <w:rFonts w:ascii="Calibri" w:cs="Calibri" w:eastAsia="Calibri" w:hAnsi="Calibri"/>
-                <w:b w:val="false"/>
-                <w:bCs w:val="false"/>
-                <w:sz w:val="19"/>
-                <w:szCs w:val="19"/>
-              </w:rPr>
-              <w:t xml:space="preserve">Claude Code</w:t>
-            </w:r>
-          </w:p>
-        </w:tc>
-        <w:tc>
-          <w:tcPr>
-            <w:tcW w:type="dxa" w:w="527"/>
-            <w:tcMar>
-              <w:top w:type="dxa" w:w="40"/>
-              <w:left w:type="dxa" w:w="80"/>
-              <w:bottom w:type="dxa" w:w="40"/>
-              <w:right w:type="dxa" w:w="80"/>
-            </w:tcMar>
-          </w:tcPr>
-          <w:p>
-            <w:pPr>
-              <w:spacing w:after="0"/>
-            </w:pPr>
-          </w:p>
-        </w:tc>
-        <w:tc>
-          <w:tcPr>
-            <w:tcW w:type="dxa" w:w="3167"/>
-            <w:tcMar>
-              <w:top w:type="dxa" w:w="40"/>
-              <w:left w:type="dxa" w:w="80"/>
-              <w:bottom w:type="dxa" w:w="40"/>
-              <w:right w:type="dxa" w:w="80"/>
-            </w:tcMar>
-          </w:tcPr>
-          <w:p>
-            <w:pPr>
-              <w:spacing w:after="0"/>
-            </w:pPr>
-            <w:r>
-              <w:rPr>
-                <w:rFonts w:ascii="Calibri" w:cs="Calibri" w:eastAsia="Calibri" w:hAnsi="Calibri"/>
-                <w:b w:val="false"/>
-                <w:bCs w:val="false"/>
-                <w:sz w:val="19"/>
-                <w:szCs w:val="19"/>
-              </w:rPr>
-              <w:t xml:space="preserve">Tabla de clima abr–oct 2025 por parcela (</w:t>
-            </w:r>
-            <w:r>
-              <w:rPr>
-                <w:rFonts w:ascii="Consolas" w:cs="Consolas" w:eastAsia="Consolas" w:hAnsi="Consolas"/>
-                <w:b w:val="false"/>
-                <w:bCs w:val="false"/>
-                <w:sz w:val="19"/>
-                <w:szCs w:val="19"/>
-              </w:rPr>
-              <w:t xml:space="preserve">src/clima_ciclo.py</w:t>
-            </w:r>
-            <w:r>
-              <w:rPr>
-                <w:rFonts w:ascii="Calibri" w:cs="Calibri" w:eastAsia="Calibri" w:hAnsi="Calibri"/>
-                <w:b w:val="false"/>
-                <w:bCs w:val="false"/>
-                <w:sz w:val="19"/>
-                <w:szCs w:val="19"/>
-              </w:rPr>
-              <w:t xml:space="preserve">, </w:t>
-            </w:r>
-            <w:r>
-              <w:rPr>
-                <w:rFonts w:ascii="Consolas" w:cs="Consolas" w:eastAsia="Consolas" w:hAnsi="Consolas"/>
-                <w:b w:val="false"/>
-                <w:bCs w:val="false"/>
-                <w:sz w:val="19"/>
-                <w:szCs w:val="19"/>
-              </w:rPr>
-              <w:t xml:space="preserve">data/processed/clima_ciclo_2025.csv</w:t>
-            </w:r>
-            <w:r>
-              <w:rPr>
-                <w:rFonts w:ascii="Calibri" w:cs="Calibri" w:eastAsia="Calibri" w:hAnsi="Calibri"/>
-                <w:b w:val="false"/>
-                <w:bCs w:val="false"/>
-                <w:sz w:val="19"/>
-                <w:szCs w:val="19"/>
-              </w:rPr>
-              <w:t xml:space="preserve">), README con orden de ejecución, versiones fijadas en </w:t>
-            </w:r>
-            <w:r>
-              <w:rPr>
-                <w:rFonts w:ascii="Consolas" w:cs="Consolas" w:eastAsia="Consolas" w:hAnsi="Consolas"/>
-                <w:b w:val="false"/>
-                <w:bCs w:val="false"/>
-                <w:sz w:val="19"/>
-                <w:szCs w:val="19"/>
-              </w:rPr>
-              <w:t xml:space="preserve">requirements.txt</w:t>
-            </w:r>
-            <w:r>
-              <w:rPr>
-                <w:rFonts w:ascii="Calibri" w:cs="Calibri" w:eastAsia="Calibri" w:hAnsi="Calibri"/>
-                <w:b w:val="false"/>
-                <w:bCs w:val="false"/>
-                <w:sz w:val="19"/>
-                <w:szCs w:val="19"/>
-              </w:rPr>
-              <w:t xml:space="preserve">, </w:t>
-            </w:r>
-            <w:r>
-              <w:rPr>
-                <w:rFonts w:ascii="Consolas" w:cs="Consolas" w:eastAsia="Consolas" w:hAnsi="Consolas"/>
-                <w:b w:val="false"/>
-                <w:bCs w:val="false"/>
-                <w:sz w:val="19"/>
-                <w:szCs w:val="19"/>
-              </w:rPr>
-              <w:t xml:space="preserve">n_obs</w:t>
-            </w:r>
-            <w:r>
-              <w:rPr>
-                <w:rFonts w:ascii="Calibri" w:cs="Calibri" w:eastAsia="Calibri" w:hAnsi="Calibri"/>
-                <w:b w:val="false"/>
-                <w:bCs w:val="false"/>
-                <w:sz w:val="19"/>
-                <w:szCs w:val="19"/>
-              </w:rPr>
-              <w:t xml:space="preserve"> única en tabla PRO, auditoría sin revisión redundante de IDs de clima/topografía</w:t>
-            </w:r>
-          </w:p>
-        </w:tc>
-        <w:tc>
-          <w:tcPr>
-            <w:tcW w:type="dxa" w:w="3168"/>
-            <w:tcMar>
-              <w:top w:type="dxa" w:w="40"/>
-              <w:left w:type="dxa" w:w="80"/>
-              <w:bottom w:type="dxa" w:w="40"/>
-              <w:right w:type="dxa" w:w="80"/>
-            </w:tcMar>
-          </w:tcPr>
-          <w:p>
-            <w:pPr>
-              <w:spacing w:after="0"/>
-            </w:pPr>
-            <w:r>
-              <w:rPr>
-                <w:rFonts w:ascii="Calibri" w:cs="Calibri" w:eastAsia="Calibri" w:hAnsi="Calibri"/>
-                <w:b w:val="false"/>
-                <w:bCs w:val="false"/>
-                <w:sz w:val="19"/>
-                <w:szCs w:val="19"/>
-              </w:rPr>
-              <w:t xml:space="preserve">"este es un nuevo issue, hazlo y dime como entregarlo" (captura del issue: tabla de clima por parcela + repo reproducible)</w:t>
-            </w:r>
-          </w:p>
-        </w:tc>
-      </w:tr>
-      <w:tr>
-        <w:trPr>
-          <w:tblHeader w:val="false"/>
-        </w:trPr>
-        <w:tc>
-          <w:tcPr>
-            <w:tcW w:type="dxa" w:w="1214"/>
-            <w:tcMar>
-              <w:top w:type="dxa" w:w="40"/>
-              <w:left w:type="dxa" w:w="80"/>
-              <w:bottom w:type="dxa" w:w="40"/>
-              <w:right w:type="dxa" w:w="80"/>
-            </w:tcMar>
-          </w:tcPr>
-          <w:p>
-            <w:pPr>
-              <w:spacing w:after="0"/>
-            </w:pPr>
-            <w:r>
-              <w:rPr>
-                <w:rFonts w:ascii="Calibri" w:cs="Calibri" w:eastAsia="Calibri" w:hAnsi="Calibri"/>
-                <w:b w:val="false"/>
-                <w:bCs w:val="false"/>
-                <w:sz w:val="19"/>
-                <w:szCs w:val="19"/>
-              </w:rPr>
-              <w:t xml:space="preserve">2026-10-11</w:t>
-            </w:r>
-          </w:p>
-        </w:tc>
-        <w:tc>
-          <w:tcPr>
-            <w:tcW w:type="dxa" w:w="950"/>
-            <w:tcMar>
-              <w:top w:type="dxa" w:w="40"/>
-              <w:left w:type="dxa" w:w="80"/>
-              <w:bottom w:type="dxa" w:w="40"/>
-              <w:right w:type="dxa" w:w="80"/>
-            </w:tcMar>
-          </w:tcPr>
-          <w:p>
-            <w:pPr>
-              <w:spacing w:after="0"/>
-            </w:pPr>
-            <w:r>
-              <w:rPr>
-                <w:rFonts w:ascii="Calibri" w:cs="Calibri" w:eastAsia="Calibri" w:hAnsi="Calibri"/>
-                <w:b w:val="false"/>
-                <w:bCs w:val="false"/>
-                <w:sz w:val="19"/>
-                <w:szCs w:val="19"/>
-              </w:rPr>
-              <w:t xml:space="preserve">Claude Code</w:t>
-            </w:r>
-          </w:p>
-        </w:tc>
-        <w:tc>
-          <w:tcPr>
-            <w:tcW w:type="dxa" w:w="527"/>
-            <w:tcMar>
-              <w:top w:type="dxa" w:w="40"/>
-              <w:left w:type="dxa" w:w="80"/>
-              <w:bottom w:type="dxa" w:w="40"/>
-              <w:right w:type="dxa" w:w="80"/>
-            </w:tcMar>
-          </w:tcPr>
-          <w:p>
-            <w:pPr>
-              <w:spacing w:after="0"/>
-            </w:pPr>
-          </w:p>
-        </w:tc>
-        <w:tc>
-          <w:tcPr>
-            <w:tcW w:type="dxa" w:w="3167"/>
-            <w:tcMar>
-              <w:top w:type="dxa" w:w="40"/>
-              <w:left w:type="dxa" w:w="80"/>
-              <w:bottom w:type="dxa" w:w="40"/>
-              <w:right w:type="dxa" w:w="80"/>
-            </w:tcMar>
-          </w:tcPr>
-          <w:p>
-            <w:pPr>
-              <w:spacing w:after="0"/>
-            </w:pPr>
-            <w:r>
-              <w:rPr>
-                <w:rFonts w:ascii="Calibri" w:cs="Calibri" w:eastAsia="Calibri" w:hAnsi="Calibri"/>
-                <w:b w:val="false"/>
-                <w:bCs w:val="false"/>
-                <w:sz w:val="19"/>
-                <w:szCs w:val="19"/>
-              </w:rPr>
-              <w:t xml:space="preserve">Revisión de la app (</w:t>
-            </w:r>
-            <w:r>
-              <w:rPr>
-                <w:rFonts w:ascii="Consolas" w:cs="Consolas" w:eastAsia="Consolas" w:hAnsi="Consolas"/>
-                <w:b w:val="false"/>
-                <w:bCs w:val="false"/>
-                <w:sz w:val="19"/>
-                <w:szCs w:val="19"/>
-              </w:rPr>
-              <w:t xml:space="preserve">agrocebada-pagina</w:t>
-            </w:r>
-            <w:r>
-              <w:rPr>
-                <w:rFonts w:ascii="Calibri" w:cs="Calibri" w:eastAsia="Calibri" w:hAnsi="Calibri"/>
-                <w:b w:val="false"/>
-                <w:bCs w:val="false"/>
-                <w:sz w:val="19"/>
-                <w:szCs w:val="19"/>
-              </w:rPr>
-              <w:t xml:space="preserve">) contra las bases; exportador de datos reales con Ridge provisional (</w:t>
-            </w:r>
-            <w:r>
-              <w:rPr>
-                <w:rFonts w:ascii="Consolas" w:cs="Consolas" w:eastAsia="Consolas" w:hAnsi="Consolas"/>
-                <w:b w:val="false"/>
-                <w:bCs w:val="false"/>
-                <w:sz w:val="19"/>
-                <w:szCs w:val="19"/>
-              </w:rPr>
-              <w:t xml:space="preserve">src/exportar_app.py</w:t>
-            </w:r>
-            <w:r>
-              <w:rPr>
-                <w:rFonts w:ascii="Calibri" w:cs="Calibri" w:eastAsia="Calibri" w:hAnsi="Calibri"/>
-                <w:b w:val="false"/>
-                <w:bCs w:val="false"/>
-                <w:sz w:val="19"/>
-                <w:szCs w:val="19"/>
-              </w:rPr>
-              <w:t xml:space="preserve">) y ajustes de textos en la app</w:t>
-            </w:r>
-          </w:p>
-        </w:tc>
-        <w:tc>
-          <w:tcPr>
-            <w:tcW w:type="dxa" w:w="3168"/>
-            <w:tcMar>
-              <w:top w:type="dxa" w:w="40"/>
-              <w:left w:type="dxa" w:w="80"/>
-              <w:bottom w:type="dxa" w:w="40"/>
-              <w:right w:type="dxa" w:w="80"/>
-            </w:tcMar>
-          </w:tcPr>
-          <w:p>
-            <w:pPr>
-              <w:spacing w:after="0"/>
-            </w:pPr>
-            <w:r>
-              <w:rPr>
-                <w:rFonts w:ascii="Calibri" w:cs="Calibri" w:eastAsia="Calibri" w:hAnsi="Calibri"/>
-                <w:b w:val="false"/>
-                <w:bCs w:val="false"/>
-                <w:sz w:val="19"/>
-                <w:szCs w:val="19"/>
-              </w:rPr>
-              <w:t xml:space="preserve">"como vez agrocebada-pagina cumple?" / "puedes hacerlo y hacer las modificaciones en el repo original?"</w:t>
-            </w:r>
-          </w:p>
-        </w:tc>
-      </w:tr>
-      <w:tr>
-        <w:trPr>
-          <w:tblHeader w:val="false"/>
-        </w:trPr>
-        <w:tc>
-          <w:tcPr>
-            <w:tcW w:type="dxa" w:w="1214"/>
-            <w:tcMar>
-              <w:top w:type="dxa" w:w="40"/>
-              <w:left w:type="dxa" w:w="80"/>
-              <w:bottom w:type="dxa" w:w="40"/>
-              <w:right w:type="dxa" w:w="80"/>
-            </w:tcMar>
-          </w:tcPr>
-          <w:p>
-            <w:pPr>
-              <w:spacing w:after="0"/>
-            </w:pPr>
-            <w:r>
-              <w:rPr>
-                <w:rFonts w:ascii="Calibri" w:cs="Calibri" w:eastAsia="Calibri" w:hAnsi="Calibri"/>
-                <w:b w:val="false"/>
-                <w:bCs w:val="false"/>
-                <w:sz w:val="19"/>
-                <w:szCs w:val="19"/>
-              </w:rPr>
-              <w:t xml:space="preserve">2026-09-30 a 2026-10-06</w:t>
-            </w:r>
-          </w:p>
-        </w:tc>
-        <w:tc>
-          <w:tcPr>
-            <w:tcW w:type="dxa" w:w="950"/>
-            <w:tcMar>
-              <w:top w:type="dxa" w:w="40"/>
-              <w:left w:type="dxa" w:w="80"/>
-              <w:bottom w:type="dxa" w:w="40"/>
-              <w:right w:type="dxa" w:w="80"/>
-            </w:tcMar>
-          </w:tcPr>
-          <w:p>
-            <w:pPr>
-              <w:spacing w:after="0"/>
-            </w:pPr>
-            <w:r>
-              <w:rPr>
-                <w:rFonts w:ascii="Calibri" w:cs="Calibri" w:eastAsia="Calibri" w:hAnsi="Calibri"/>
-                <w:b w:val="false"/>
-                <w:bCs w:val="false"/>
-                <w:sz w:val="19"/>
-                <w:szCs w:val="19"/>
-              </w:rPr>
-              <w:t xml:space="preserve">Claude (claude.ai)</w:t>
-            </w:r>
-          </w:p>
-        </w:tc>
-        <w:tc>
-          <w:tcPr>
-            <w:tcW w:type="dxa" w:w="527"/>
-            <w:tcMar>
-              <w:top w:type="dxa" w:w="40"/>
-              <w:left w:type="dxa" w:w="80"/>
-              <w:bottom w:type="dxa" w:w="40"/>
-              <w:right w:type="dxa" w:w="80"/>
-            </w:tcMar>
-          </w:tcPr>
-          <w:p>
-            <w:pPr>
-              <w:spacing w:after="0"/>
-            </w:pPr>
-            <w:r>
-              <w:rPr>
-                <w:rFonts w:ascii="Calibri" w:cs="Calibri" w:eastAsia="Calibri" w:hAnsi="Calibri"/>
-                <w:b w:val="false"/>
-                <w:bCs w:val="false"/>
-                <w:sz w:val="19"/>
-                <w:szCs w:val="19"/>
-              </w:rPr>
-              <w:t xml:space="preserve">Osmar</w:t>
-            </w:r>
-          </w:p>
-        </w:tc>
-        <w:tc>
-          <w:tcPr>
-            <w:tcW w:type="dxa" w:w="3167"/>
-            <w:tcMar>
-              <w:top w:type="dxa" w:w="40"/>
-              <w:left w:type="dxa" w:w="80"/>
-              <w:bottom w:type="dxa" w:w="40"/>
-              <w:right w:type="dxa" w:w="80"/>
-            </w:tcMar>
-          </w:tcPr>
-          <w:p>
-            <w:pPr>
-              <w:spacing w:after="0"/>
-            </w:pPr>
-            <w:r>
-              <w:rPr>
-                <w:rFonts w:ascii="Calibri" w:cs="Calibri" w:eastAsia="Calibri" w:hAnsi="Calibri"/>
-                <w:b w:val="false"/>
-                <w:bCs w:val="false"/>
-                <w:sz w:val="19"/>
-                <w:szCs w:val="19"/>
-              </w:rPr>
-              <w:t xml:space="preserve">Seguimiento de issues del equipo, revisión del borrador de Isaac, verificación de scripts de Boni, baseline de Hugo, actualización de </w:t>
-            </w:r>
-            <w:r>
-              <w:rPr>
-                <w:rFonts w:ascii="Consolas" w:cs="Consolas" w:eastAsia="Consolas" w:hAnsi="Consolas"/>
-                <w:b w:val="false"/>
-                <w:bCs w:val="false"/>
-                <w:sz w:val="19"/>
-                <w:szCs w:val="19"/>
-              </w:rPr>
-              <w:t xml:space="preserve">contexto_proyecto.md</w:t>
-            </w:r>
-            <w:r>
-              <w:rPr>
-                <w:rFonts w:ascii="Calibri" w:cs="Calibri" w:eastAsia="Calibri" w:hAnsi="Calibri"/>
-                <w:b w:val="false"/>
-                <w:bCs w:val="false"/>
-                <w:sz w:val="19"/>
-                <w:szCs w:val="19"/>
-              </w:rPr>
-              <w:t xml:space="preserve"> y </w:t>
-            </w:r>
-            <w:r>
-              <w:rPr>
-                <w:rFonts w:ascii="Consolas" w:cs="Consolas" w:eastAsia="Consolas" w:hAnsi="Consolas"/>
-                <w:b w:val="false"/>
-                <w:bCs w:val="false"/>
-                <w:sz w:val="19"/>
-                <w:szCs w:val="19"/>
-              </w:rPr>
-              <w:t xml:space="preserve">DECISIONES.md</w:t>
-            </w:r>
-          </w:p>
-        </w:tc>
-        <w:tc>
-          <w:tcPr>
-            <w:tcW w:type="dxa" w:w="3168"/>
-            <w:tcMar>
-              <w:top w:type="dxa" w:w="40"/>
-              <w:left w:type="dxa" w:w="80"/>
-              <w:bottom w:type="dxa" w:w="40"/>
-              <w:right w:type="dxa" w:w="80"/>
-            </w:tcMar>
-          </w:tcPr>
-          <w:p>
-            <w:pPr>
-              <w:spacing w:after="0"/>
-            </w:pPr>
-            <w:r>
-              <w:rPr>
-                <w:rFonts w:ascii="Calibri" w:cs="Calibri" w:eastAsia="Calibri" w:hAnsi="Calibri"/>
-                <w:b w:val="false"/>
-                <w:bCs w:val="false"/>
-                <w:sz w:val="19"/>
-                <w:szCs w:val="19"/>
-              </w:rPr>
-              <w:t xml:space="preserve">Chat compartido: "Por ahora te vas a encargar de checar el progreso de la parte de Isaac…", "qué me tocaría actualizar? Toca crear nuevas issues…", "como estaria eso de los prompts?", "Isaac ya hizo su parte…", "cuando alguien termine lo de una issue suya, qué tendría que reportar…", "Olvidé pasarte los archivos de boni", "Me puso Lucy…", "te paso el md de decisiones y el md de contexto… actualízalos"</w:t>
-            </w:r>
-          </w:p>
-        </w:tc>
-      </w:tr>
-      <w:tr>
-        <w:trPr>
-          <w:tblHeader w:val="false"/>
-        </w:trPr>
-        <w:tc>
-          <w:tcPr>
-            <w:tcW w:type="dxa" w:w="1214"/>
-            <w:tcMar>
-              <w:top w:type="dxa" w:w="40"/>
-              <w:left w:type="dxa" w:w="80"/>
-              <w:bottom w:type="dxa" w:w="40"/>
-              <w:right w:type="dxa" w:w="80"/>
-            </w:tcMar>
-          </w:tcPr>
-          <w:p>
-            <w:pPr>
-              <w:spacing w:after="0"/>
-            </w:pPr>
-            <w:r>
-              <w:rPr>
-                <w:rFonts w:ascii="Calibri" w:cs="Calibri" w:eastAsia="Calibri" w:hAnsi="Calibri"/>
-                <w:b w:val="false"/>
-                <w:bCs w:val="false"/>
-                <w:sz w:val="19"/>
-                <w:szCs w:val="19"/>
-              </w:rPr>
-              <w:t xml:space="preserve">2026-10-17</w:t>
-            </w:r>
-          </w:p>
-        </w:tc>
-        <w:tc>
-          <w:tcPr>
-            <w:tcW w:type="dxa" w:w="950"/>
-            <w:tcMar>
-              <w:top w:type="dxa" w:w="40"/>
-              <w:left w:type="dxa" w:w="80"/>
-              <w:bottom w:type="dxa" w:w="40"/>
-              <w:right w:type="dxa" w:w="80"/>
-            </w:tcMar>
-          </w:tcPr>
-          <w:p>
-            <w:pPr>
-              <w:spacing w:after="0"/>
-            </w:pPr>
-            <w:r>
-              <w:rPr>
-                <w:rFonts w:ascii="Calibri" w:cs="Calibri" w:eastAsia="Calibri" w:hAnsi="Calibri"/>
-                <w:b w:val="false"/>
-                <w:bCs w:val="false"/>
-                <w:sz w:val="19"/>
-                <w:szCs w:val="19"/>
-              </w:rPr>
-              <w:t xml:space="preserve">Claude Code</w:t>
-            </w:r>
-          </w:p>
-        </w:tc>
-        <w:tc>
-          <w:tcPr>
-            <w:tcW w:type="dxa" w:w="527"/>
-            <w:tcMar>
-              <w:top w:type="dxa" w:w="40"/>
-              <w:left w:type="dxa" w:w="80"/>
-              <w:bottom w:type="dxa" w:w="40"/>
-              <w:right w:type="dxa" w:w="80"/>
-            </w:tcMar>
-          </w:tcPr>
-          <w:p>
-            <w:pPr>
-              <w:spacing w:after="0"/>
-            </w:pPr>
-          </w:p>
-        </w:tc>
-        <w:tc>
-          <w:tcPr>
-            <w:tcW w:type="dxa" w:w="3167"/>
-            <w:tcMar>
-              <w:top w:type="dxa" w:w="40"/>
-              <w:left w:type="dxa" w:w="80"/>
-              <w:bottom w:type="dxa" w:w="40"/>
-              <w:right w:type="dxa" w:w="80"/>
-            </w:tcMar>
-          </w:tcPr>
-          <w:p>
-            <w:pPr>
-              <w:spacing w:after="0"/>
-            </w:pPr>
-            <w:r>
-              <w:rPr>
-                <w:rFonts w:ascii="Calibri" w:cs="Calibri" w:eastAsia="Calibri" w:hAnsi="Calibri"/>
-                <w:b w:val="false"/>
-                <w:bCs w:val="false"/>
-                <w:sz w:val="19"/>
-                <w:szCs w:val="19"/>
-              </w:rPr>
-              <w:t xml:space="preserve">Lectura del chat compartido y de las issues del repo </w:t>
-            </w:r>
-            <w:r>
-              <w:rPr>
-                <w:rFonts w:ascii="Consolas" w:cs="Consolas" w:eastAsia="Consolas" w:hAnsi="Consolas"/>
-                <w:b w:val="false"/>
-                <w:bCs w:val="false"/>
-                <w:sz w:val="19"/>
-                <w:szCs w:val="19"/>
-              </w:rPr>
-              <w:t xml:space="preserve">OsmarGHz/Cebada-Vision</w:t>
-            </w:r>
-            <w:r>
-              <w:rPr>
-                <w:rFonts w:ascii="Calibri" w:cs="Calibri" w:eastAsia="Calibri" w:hAnsi="Calibri"/>
-                <w:b w:val="false"/>
-                <w:bCs w:val="false"/>
-                <w:sz w:val="19"/>
-                <w:szCs w:val="19"/>
-              </w:rPr>
-              <w:t xml:space="preserve"> (vía </w:t>
-            </w:r>
-            <w:r>
-              <w:rPr>
-                <w:rFonts w:ascii="Consolas" w:cs="Consolas" w:eastAsia="Consolas" w:hAnsi="Consolas"/>
-                <w:b w:val="false"/>
-                <w:bCs w:val="false"/>
-                <w:sz w:val="19"/>
-                <w:szCs w:val="19"/>
-              </w:rPr>
-              <w:t xml:space="preserve">gh</w:t>
-            </w:r>
-            <w:r>
-              <w:rPr>
-                <w:rFonts w:ascii="Calibri" w:cs="Calibri" w:eastAsia="Calibri" w:hAnsi="Calibri"/>
-                <w:b w:val="false"/>
-                <w:bCs w:val="false"/>
-                <w:sz w:val="19"/>
-                <w:szCs w:val="19"/>
-              </w:rPr>
-              <w:t xml:space="preserve">), resumen de estado y riesgos</w:t>
-            </w:r>
-          </w:p>
-        </w:tc>
-        <w:tc>
-          <w:tcPr>
-            <w:tcW w:type="dxa" w:w="3168"/>
-            <w:tcMar>
-              <w:top w:type="dxa" w:w="40"/>
-              <w:left w:type="dxa" w:w="80"/>
-              <w:bottom w:type="dxa" w:w="40"/>
-              <w:right w:type="dxa" w:w="80"/>
-            </w:tcMar>
-          </w:tcPr>
-          <w:p>
-            <w:pPr>
-              <w:spacing w:after="0"/>
-            </w:pPr>
-            <w:r>
-              <w:rPr>
-                <w:rFonts w:ascii="Calibri" w:cs="Calibri" w:eastAsia="Calibri" w:hAnsi="Calibri"/>
-                <w:b w:val="false"/>
-                <w:bCs w:val="false"/>
-                <w:sz w:val="19"/>
-                <w:szCs w:val="19"/>
-              </w:rPr>
-              <w:t xml:space="preserve">"como te puedo pasar info de un chat de claude que me compartieron?" / "checa las issues del repositorio https://github.com/OsmarGHz/Cebada-Vision.git"</w:t>
-            </w:r>
-          </w:p>
-        </w:tc>
-      </w:tr>
-      <w:tr>
-        <w:trPr>
-          <w:tblHeader w:val="false"/>
-        </w:trPr>
-        <w:tc>
-          <w:tcPr>
-            <w:tcW w:type="dxa" w:w="1214"/>
-            <w:tcMar>
-              <w:top w:type="dxa" w:w="40"/>
-              <w:left w:type="dxa" w:w="80"/>
-              <w:bottom w:type="dxa" w:w="40"/>
-              <w:right w:type="dxa" w:w="80"/>
-            </w:tcMar>
-          </w:tcPr>
-          <w:p>
-            <w:pPr>
-              <w:spacing w:after="0"/>
-            </w:pPr>
-            <w:r>
-              <w:rPr>
-                <w:rFonts w:ascii="Calibri" w:cs="Calibri" w:eastAsia="Calibri" w:hAnsi="Calibri"/>
-                <w:b w:val="false"/>
-                <w:bCs w:val="false"/>
-                <w:sz w:val="19"/>
-                <w:szCs w:val="19"/>
-              </w:rPr>
-              <w:t xml:space="preserve">2026-10-17</w:t>
-            </w:r>
-          </w:p>
-        </w:tc>
-        <w:tc>
-          <w:tcPr>
-            <w:tcW w:type="dxa" w:w="950"/>
-            <w:tcMar>
-              <w:top w:type="dxa" w:w="40"/>
-              <w:left w:type="dxa" w:w="80"/>
-              <w:bottom w:type="dxa" w:w="40"/>
-              <w:right w:type="dxa" w:w="80"/>
-            </w:tcMar>
-          </w:tcPr>
-          <w:p>
-            <w:pPr>
-              <w:spacing w:after="0"/>
-            </w:pPr>
-            <w:r>
-              <w:rPr>
-                <w:rFonts w:ascii="Calibri" w:cs="Calibri" w:eastAsia="Calibri" w:hAnsi="Calibri"/>
-                <w:b w:val="false"/>
-                <w:bCs w:val="false"/>
-                <w:sz w:val="19"/>
-                <w:szCs w:val="19"/>
-              </w:rPr>
-              <w:t xml:space="preserve">Claude Code</w:t>
-            </w:r>
-          </w:p>
-        </w:tc>
-        <w:tc>
-          <w:tcPr>
-            <w:tcW w:type="dxa" w:w="527"/>
-            <w:tcMar>
-              <w:top w:type="dxa" w:w="40"/>
-              <w:left w:type="dxa" w:w="80"/>
-              <w:bottom w:type="dxa" w:w="40"/>
-              <w:right w:type="dxa" w:w="80"/>
-            </w:tcMar>
-          </w:tcPr>
-          <w:p>
-            <w:pPr>
-              <w:spacing w:after="0"/>
-            </w:pPr>
-          </w:p>
-        </w:tc>
-        <w:tc>
-          <w:tcPr>
-            <w:tcW w:type="dxa" w:w="3167"/>
-            <w:tcMar>
-              <w:top w:type="dxa" w:w="40"/>
-              <w:left w:type="dxa" w:w="80"/>
-              <w:bottom w:type="dxa" w:w="40"/>
-              <w:right w:type="dxa" w:w="80"/>
-            </w:tcMar>
-          </w:tcPr>
-          <w:p>
-            <w:pPr>
-              <w:spacing w:after="0"/>
-            </w:pPr>
-            <w:r>
-              <w:rPr>
-                <w:rFonts w:ascii="Calibri" w:cs="Calibri" w:eastAsia="Calibri" w:hAnsi="Calibri"/>
-                <w:b w:val="false"/>
-                <w:bCs w:val="false"/>
-                <w:sz w:val="19"/>
-                <w:szCs w:val="19"/>
-              </w:rPr>
-              <w:t xml:space="preserve">Ingeniería de variables fenológicas Planet/Sentinel-2 + ubicación (</w:t>
-            </w:r>
-            <w:r>
-              <w:rPr>
-                <w:rFonts w:ascii="Consolas" w:cs="Consolas" w:eastAsia="Consolas" w:hAnsi="Consolas"/>
-                <w:b w:val="false"/>
-                <w:bCs w:val="false"/>
-                <w:sz w:val="19"/>
-                <w:szCs w:val="19"/>
-              </w:rPr>
-              <w:t xml:space="preserve">src/features.py</w:t>
-            </w:r>
-            <w:r>
-              <w:rPr>
-                <w:rFonts w:ascii="Calibri" w:cs="Calibri" w:eastAsia="Calibri" w:hAnsi="Calibri"/>
-                <w:b w:val="false"/>
-                <w:bCs w:val="false"/>
-                <w:sz w:val="19"/>
-                <w:szCs w:val="19"/>
-              </w:rPr>
-              <w:t xml:space="preserve">); banco de experimentos con CV 5×10 estratificada y CV por municipio, vecinos fuera de fold (</w:t>
-            </w:r>
-            <w:r>
-              <w:rPr>
-                <w:rFonts w:ascii="Consolas" w:cs="Consolas" w:eastAsia="Consolas" w:hAnsi="Consolas"/>
-                <w:b w:val="false"/>
-                <w:bCs w:val="false"/>
-                <w:sz w:val="19"/>
-                <w:szCs w:val="19"/>
-              </w:rPr>
-              <w:t xml:space="preserve">src/modelar.py</w:t>
-            </w:r>
-            <w:r>
-              <w:rPr>
-                <w:rFonts w:ascii="Calibri" w:cs="Calibri" w:eastAsia="Calibri" w:hAnsi="Calibri"/>
-                <w:b w:val="false"/>
-                <w:bCs w:val="false"/>
-                <w:sz w:val="19"/>
-                <w:szCs w:val="19"/>
-              </w:rPr>
-              <w:t xml:space="preserve">, </w:t>
-            </w:r>
-            <w:r>
-              <w:rPr>
-                <w:rFonts w:ascii="Consolas" w:cs="Consolas" w:eastAsia="Consolas" w:hAnsi="Consolas"/>
-                <w:b w:val="false"/>
-                <w:bCs w:val="false"/>
-                <w:sz w:val="19"/>
-                <w:szCs w:val="19"/>
-              </w:rPr>
-              <w:t xml:space="preserve">reports/experimentos.md</w:t>
-            </w:r>
-            <w:r>
-              <w:rPr>
-                <w:rFonts w:ascii="Calibri" w:cs="Calibri" w:eastAsia="Calibri" w:hAnsi="Calibri"/>
-                <w:b w:val="false"/>
-                <w:bCs w:val="false"/>
-                <w:sz w:val="19"/>
-                <w:szCs w:val="19"/>
-              </w:rPr>
-              <w:t xml:space="preserve">); modelo final ensamble LightGBM+RF, importancia por permutación, ablación, SHAP y notas en lenguaje llano, CSV de 59 predicciones (</w:t>
-            </w:r>
-            <w:r>
-              <w:rPr>
-                <w:rFonts w:ascii="Consolas" w:cs="Consolas" w:eastAsia="Consolas" w:hAnsi="Consolas"/>
-                <w:b w:val="false"/>
-                <w:bCs w:val="false"/>
-                <w:sz w:val="19"/>
-                <w:szCs w:val="19"/>
-              </w:rPr>
-              <w:t xml:space="preserve">src/modelo_final.py</w:t>
-            </w:r>
-            <w:r>
-              <w:rPr>
-                <w:rFonts w:ascii="Calibri" w:cs="Calibri" w:eastAsia="Calibri" w:hAnsi="Calibri"/>
-                <w:b w:val="false"/>
-                <w:bCs w:val="false"/>
-                <w:sz w:val="19"/>
-                <w:szCs w:val="19"/>
-              </w:rPr>
-              <w:t xml:space="preserve">, </w:t>
-            </w:r>
-            <w:r>
-              <w:rPr>
-                <w:rFonts w:ascii="Consolas" w:cs="Consolas" w:eastAsia="Consolas" w:hAnsi="Consolas"/>
-                <w:b w:val="false"/>
-                <w:bCs w:val="false"/>
-                <w:sz w:val="19"/>
-                <w:szCs w:val="19"/>
-              </w:rPr>
-              <w:t xml:space="preserve">submissions/</w:t>
-            </w:r>
-            <w:r>
-              <w:rPr>
-                <w:rFonts w:ascii="Calibri" w:cs="Calibri" w:eastAsia="Calibri" w:hAnsi="Calibri"/>
-                <w:b w:val="false"/>
-                <w:bCs w:val="false"/>
-                <w:sz w:val="19"/>
-                <w:szCs w:val="19"/>
-              </w:rPr>
-              <w:t xml:space="preserve">); exportador para la app (</w:t>
-            </w:r>
-            <w:r>
-              <w:rPr>
-                <w:rFonts w:ascii="Consolas" w:cs="Consolas" w:eastAsia="Consolas" w:hAnsi="Consolas"/>
-                <w:b w:val="false"/>
-                <w:bCs w:val="false"/>
-                <w:sz w:val="19"/>
-                <w:szCs w:val="19"/>
-              </w:rPr>
-              <w:t xml:space="preserve">src/exportar_app.py</w:t>
-            </w:r>
-            <w:r>
-              <w:rPr>
-                <w:rFonts w:ascii="Calibri" w:cs="Calibri" w:eastAsia="Calibri" w:hAnsi="Calibri"/>
-                <w:b w:val="false"/>
-                <w:bCs w:val="false"/>
-                <w:sz w:val="19"/>
-                <w:szCs w:val="19"/>
-              </w:rPr>
-              <w:t xml:space="preserve">); ajustes de la app (nota llana, factores SHAP, preguntas guía, textos de Acerca, nombre CebadaVision); reporte técnico (</w:t>
-            </w:r>
-            <w:r>
-              <w:rPr>
-                <w:rFonts w:ascii="Consolas" w:cs="Consolas" w:eastAsia="Consolas" w:hAnsi="Consolas"/>
-                <w:b w:val="false"/>
-                <w:bCs w:val="false"/>
-                <w:sz w:val="19"/>
-                <w:szCs w:val="19"/>
-              </w:rPr>
-              <w:t xml:space="preserve">reports/reporte_tecnico.md</w:t>
-            </w:r>
-            <w:r>
-              <w:rPr>
-                <w:rFonts w:ascii="Calibri" w:cs="Calibri" w:eastAsia="Calibri" w:hAnsi="Calibri"/>
-                <w:b w:val="false"/>
-                <w:bCs w:val="false"/>
-                <w:sz w:val="19"/>
-                <w:szCs w:val="19"/>
-              </w:rPr>
-              <w:t xml:space="preserve">), guion del video, anexos</w:t>
-            </w:r>
-          </w:p>
-        </w:tc>
-        <w:tc>
-          <w:tcPr>
-            <w:tcW w:type="dxa" w:w="3168"/>
-            <w:tcMar>
-              <w:top w:type="dxa" w:w="40"/>
-              <w:left w:type="dxa" w:w="80"/>
-              <w:bottom w:type="dxa" w:w="40"/>
-              <w:right w:type="dxa" w:w="80"/>
-            </w:tcMar>
-          </w:tcPr>
-          <w:p>
-            <w:pPr>
-              <w:spacing w:after="0"/>
-            </w:pPr>
-            <w:r>
-              <w:rPr>
-                <w:rFonts w:ascii="Calibri" w:cs="Calibri" w:eastAsia="Calibri" w:hAnsi="Calibri"/>
-                <w:b w:val="false"/>
-                <w:bCs w:val="false"/>
-                <w:sz w:val="19"/>
-                <w:szCs w:val="19"/>
-              </w:rPr>
-              <w:t xml:space="preserve">"en base a los avances reportados en los issues del repositorio, sus tres ramas, y la pagina ya hecha, necesito que termines y complementes el proyecto del reto… termina lo que empezaste"</w:t>
-            </w:r>
-          </w:p>
-        </w:tc>
-      </w:tr>
-    </w:tbl>
-    <w:p>
-      <w:pPr>
-        <w:spacing w:after="120"/>
-      </w:pPr>
-    </w:p>
-    <w:p>
-      <w:pPr>
-        <w:pStyle w:val="Heading1"/>
-        <w:spacing w:before="280" w:after="120"/>
-      </w:pPr>
-      <w:r>
-        <w:rPr>
-          <w:rFonts w:ascii="Calibri" w:cs="Calibri" w:eastAsia="Calibri" w:hAnsi="Calibri"/>
-          <w:b/>
-          <w:bCs/>
-          <w:color w:val="2F4F1F"/>
-          <w:sz w:val="28"/>
-          <w:szCs w:val="28"/>
-        </w:rPr>
-        <w:t xml:space="preserve">A4. Enlaces</w:t>
+        <w:t xml:space="preserve">A3. Enlaces</w:t>
       </w:r>
     </w:p>
     <w:p>

--- a/reports/entrega/03_Anexos_CebadaVision.docx
+++ b/reports/entrega/03_Anexos_CebadaVision.docx
@@ -5,7 +5,7 @@
     <w:p>
       <w:pPr>
         <w:pStyle w:val="Title"/>
-        <w:spacing w:before="280" w:after="120"/>
+        <w:spacing w:after="120" w:before="280"/>
       </w:pPr>
       <w:r>
         <w:rPr>
@@ -22,7 +22,7 @@
     <w:p>
       <w:pPr>
         <w:pStyle w:val="Heading1"/>
-        <w:spacing w:before="280" w:after="120"/>
+        <w:spacing w:after="120" w:before="280"/>
       </w:pPr>
       <w:r>
         <w:rPr>
@@ -45,7 +45,7 @@
         <w:rPr>
           <w:rFonts w:ascii="Calibri" w:cs="Calibri" w:eastAsia="Calibri" w:hAnsi="Calibri"/>
         </w:rPr>
-        <w:t xml:space="preserve">Rendimiento de grano estimado por el modelo final (ensamble LightGBM + Random Forest) para las 59 parcelas del conjunto de predicción. Mismo contenido que el archivo CSV enviado a FIRA.</w:t>
+        <w:t xml:space="preserve">Rendimiento de grano estimado por el modelo final (ensamble LightGBM + Random Forest) para las 59 parcelas del conjunto de predicción. Mismos identificadores y valores que el CSV preparado para FIRA, aún pendiente de envío.</w:t>
       </w:r>
     </w:p>
     <w:tbl>
@@ -71,6 +71,7 @@
       <w:tr>
         <w:trPr>
           <w:tblHeader/>
+          <w:cantSplit/>
         </w:trPr>
         <w:tc>
           <w:tcPr>
@@ -238,6 +239,7 @@
       <w:tr>
         <w:trPr>
           <w:tblHeader w:val="false"/>
+          <w:cantSplit/>
         </w:trPr>
         <w:tc>
           <w:tcPr>
@@ -399,6 +401,7 @@
       <w:tr>
         <w:trPr>
           <w:tblHeader w:val="false"/>
+          <w:cantSplit/>
         </w:trPr>
         <w:tc>
           <w:tcPr>
@@ -560,6 +563,7 @@
       <w:tr>
         <w:trPr>
           <w:tblHeader w:val="false"/>
+          <w:cantSplit/>
         </w:trPr>
         <w:tc>
           <w:tcPr>
@@ -721,6 +725,7 @@
       <w:tr>
         <w:trPr>
           <w:tblHeader w:val="false"/>
+          <w:cantSplit/>
         </w:trPr>
         <w:tc>
           <w:tcPr>
@@ -882,6 +887,7 @@
       <w:tr>
         <w:trPr>
           <w:tblHeader w:val="false"/>
+          <w:cantSplit/>
         </w:trPr>
         <w:tc>
           <w:tcPr>
@@ -1043,6 +1049,7 @@
       <w:tr>
         <w:trPr>
           <w:tblHeader w:val="false"/>
+          <w:cantSplit/>
         </w:trPr>
         <w:tc>
           <w:tcPr>
@@ -1204,6 +1211,7 @@
       <w:tr>
         <w:trPr>
           <w:tblHeader w:val="false"/>
+          <w:cantSplit/>
         </w:trPr>
         <w:tc>
           <w:tcPr>
@@ -1365,6 +1373,7 @@
       <w:tr>
         <w:trPr>
           <w:tblHeader w:val="false"/>
+          <w:cantSplit/>
         </w:trPr>
         <w:tc>
           <w:tcPr>
@@ -1526,6 +1535,7 @@
       <w:tr>
         <w:trPr>
           <w:tblHeader w:val="false"/>
+          <w:cantSplit/>
         </w:trPr>
         <w:tc>
           <w:tcPr>
@@ -1687,6 +1697,7 @@
       <w:tr>
         <w:trPr>
           <w:tblHeader w:val="false"/>
+          <w:cantSplit/>
         </w:trPr>
         <w:tc>
           <w:tcPr>
@@ -1848,6 +1859,7 @@
       <w:tr>
         <w:trPr>
           <w:tblHeader w:val="false"/>
+          <w:cantSplit/>
         </w:trPr>
         <w:tc>
           <w:tcPr>
@@ -2009,6 +2021,7 @@
       <w:tr>
         <w:trPr>
           <w:tblHeader w:val="false"/>
+          <w:cantSplit/>
         </w:trPr>
         <w:tc>
           <w:tcPr>
@@ -2170,6 +2183,7 @@
       <w:tr>
         <w:trPr>
           <w:tblHeader w:val="false"/>
+          <w:cantSplit/>
         </w:trPr>
         <w:tc>
           <w:tcPr>
@@ -2331,6 +2345,7 @@
       <w:tr>
         <w:trPr>
           <w:tblHeader w:val="false"/>
+          <w:cantSplit/>
         </w:trPr>
         <w:tc>
           <w:tcPr>
@@ -2492,6 +2507,7 @@
       <w:tr>
         <w:trPr>
           <w:tblHeader w:val="false"/>
+          <w:cantSplit/>
         </w:trPr>
         <w:tc>
           <w:tcPr>
@@ -2653,6 +2669,7 @@
       <w:tr>
         <w:trPr>
           <w:tblHeader w:val="false"/>
+          <w:cantSplit/>
         </w:trPr>
         <w:tc>
           <w:tcPr>
@@ -2814,6 +2831,7 @@
       <w:tr>
         <w:trPr>
           <w:tblHeader w:val="false"/>
+          <w:cantSplit/>
         </w:trPr>
         <w:tc>
           <w:tcPr>
@@ -2975,6 +2993,7 @@
       <w:tr>
         <w:trPr>
           <w:tblHeader w:val="false"/>
+          <w:cantSplit/>
         </w:trPr>
         <w:tc>
           <w:tcPr>
@@ -3136,6 +3155,7 @@
       <w:tr>
         <w:trPr>
           <w:tblHeader w:val="false"/>
+          <w:cantSplit/>
         </w:trPr>
         <w:tc>
           <w:tcPr>
@@ -3297,6 +3317,7 @@
       <w:tr>
         <w:trPr>
           <w:tblHeader w:val="false"/>
+          <w:cantSplit/>
         </w:trPr>
         <w:tc>
           <w:tcPr>
@@ -3444,7 +3465,8 @@
     <w:p>
       <w:pPr>
         <w:pStyle w:val="Heading1"/>
-        <w:spacing w:before="280" w:after="120"/>
+        <w:pageBreakBefore/>
+        <w:spacing w:after="120" w:before="280"/>
       </w:pPr>
       <w:r>
         <w:rPr>
@@ -3458,6 +3480,18 @@
         <w:t xml:space="preserve">A2. Actividades y aportaciones de cada integrante</w:t>
       </w:r>
     </w:p>
+    <w:p>
+      <w:pPr>
+        <w:spacing w:after="140" w:line="288"/>
+        <w:jc w:val="both"/>
+      </w:pPr>
+      <w:r>
+        <w:rPr>
+          <w:rFonts w:ascii="Calibri" w:cs="Calibri" w:eastAsia="Calibri" w:hAnsi="Calibri"/>
+        </w:rPr>
+        <w:t xml:space="preserve">Relación pendiente de revisión y aprobación por cada integrante.</w:t>
+      </w:r>
+    </w:p>
     <w:tbl>
       <w:tblPr>
         <w:tblW w:type="dxa" w:w="9026"/>
@@ -3469,19 +3503,21 @@
           <w:insideH w:val="single" w:color="auto" w:sz="4"/>
           <w:insideV w:val="single" w:color="auto" w:sz="4"/>
         </w:tblBorders>
+        <w:tblLayout w:type="fixed"/>
       </w:tblPr>
       <w:tblGrid>
-        <w:gridCol w:w="2112"/>
-        <w:gridCol w:w="1152"/>
-        <w:gridCol w:w="5762"/>
+        <w:gridCol w:w="2304"/>
+        <w:gridCol w:w="1512"/>
+        <w:gridCol w:w="5544"/>
       </w:tblGrid>
       <w:tr>
         <w:trPr>
           <w:tblHeader/>
+          <w:cantSplit/>
         </w:trPr>
         <w:tc>
           <w:tcPr>
-            <w:tcW w:type="dxa" w:w="2112"/>
+            <w:tcW w:type="dxa" w:w="2304"/>
             <w:shd w:fill="E8F0E3" w:val="clear"/>
             <w:tcMar>
               <w:top w:type="dxa" w:w="40"/>
@@ -3508,7 +3544,7 @@
         </w:tc>
         <w:tc>
           <w:tcPr>
-            <w:tcW w:type="dxa" w:w="1152"/>
+            <w:tcW w:type="dxa" w:w="1512"/>
             <w:shd w:fill="E8F0E3" w:val="clear"/>
             <w:tcMar>
               <w:top w:type="dxa" w:w="40"/>
@@ -3535,7 +3571,7 @@
         </w:tc>
         <w:tc>
           <w:tcPr>
-            <w:tcW w:type="dxa" w:w="5762"/>
+            <w:tcW w:type="dxa" w:w="5544"/>
             <w:shd w:fill="E8F0E3" w:val="clear"/>
             <w:tcMar>
               <w:top w:type="dxa" w:w="40"/>
@@ -3564,10 +3600,11 @@
       <w:tr>
         <w:trPr>
           <w:tblHeader w:val="false"/>
+          <w:cantSplit/>
         </w:trPr>
         <w:tc>
           <w:tcPr>
-            <w:tcW w:type="dxa" w:w="2112"/>
+            <w:tcW w:type="dxa" w:w="2304"/>
             <w:tcMar>
               <w:top w:type="dxa" w:w="40"/>
               <w:left w:type="dxa" w:w="80"/>
@@ -3593,7 +3630,7 @@
         </w:tc>
         <w:tc>
           <w:tcPr>
-            <w:tcW w:type="dxa" w:w="1152"/>
+            <w:tcW w:type="dxa" w:w="1512"/>
             <w:tcMar>
               <w:top w:type="dxa" w:w="40"/>
               <w:left w:type="dxa" w:w="80"/>
@@ -3619,7 +3656,7 @@
         </w:tc>
         <w:tc>
           <w:tcPr>
-            <w:tcW w:type="dxa" w:w="5762"/>
+            <w:tcW w:type="dxa" w:w="5544"/>
             <w:tcMar>
               <w:top w:type="dxa" w:w="40"/>
               <w:left w:type="dxa" w:w="80"/>
@@ -3667,10 +3704,11 @@
       <w:tr>
         <w:trPr>
           <w:tblHeader w:val="false"/>
+          <w:cantSplit/>
         </w:trPr>
         <w:tc>
           <w:tcPr>
-            <w:tcW w:type="dxa" w:w="2112"/>
+            <w:tcW w:type="dxa" w:w="2304"/>
             <w:tcMar>
               <w:top w:type="dxa" w:w="40"/>
               <w:left w:type="dxa" w:w="80"/>
@@ -3696,7 +3734,7 @@
         </w:tc>
         <w:tc>
           <w:tcPr>
-            <w:tcW w:type="dxa" w:w="1152"/>
+            <w:tcW w:type="dxa" w:w="1512"/>
             <w:tcMar>
               <w:top w:type="dxa" w:w="40"/>
               <w:left w:type="dxa" w:w="80"/>
@@ -3722,7 +3760,7 @@
         </w:tc>
         <w:tc>
           <w:tcPr>
-            <w:tcW w:type="dxa" w:w="5762"/>
+            <w:tcW w:type="dxa" w:w="5544"/>
             <w:tcMar>
               <w:top w:type="dxa" w:w="40"/>
               <w:left w:type="dxa" w:w="80"/>
@@ -3830,10 +3868,11 @@
       <w:tr>
         <w:trPr>
           <w:tblHeader w:val="false"/>
+          <w:cantSplit/>
         </w:trPr>
         <w:tc>
           <w:tcPr>
-            <w:tcW w:type="dxa" w:w="2112"/>
+            <w:tcW w:type="dxa" w:w="2304"/>
             <w:tcMar>
               <w:top w:type="dxa" w:w="40"/>
               <w:left w:type="dxa" w:w="80"/>
@@ -3859,7 +3898,7 @@
         </w:tc>
         <w:tc>
           <w:tcPr>
-            <w:tcW w:type="dxa" w:w="1152"/>
+            <w:tcW w:type="dxa" w:w="1512"/>
             <w:tcMar>
               <w:top w:type="dxa" w:w="40"/>
               <w:left w:type="dxa" w:w="80"/>
@@ -3885,7 +3924,7 @@
         </w:tc>
         <w:tc>
           <w:tcPr>
-            <w:tcW w:type="dxa" w:w="5762"/>
+            <w:tcW w:type="dxa" w:w="5544"/>
             <w:tcMar>
               <w:top w:type="dxa" w:w="40"/>
               <w:left w:type="dxa" w:w="80"/>
@@ -3913,10 +3952,11 @@
       <w:tr>
         <w:trPr>
           <w:tblHeader w:val="false"/>
+          <w:cantSplit/>
         </w:trPr>
         <w:tc>
           <w:tcPr>
-            <w:tcW w:type="dxa" w:w="2112"/>
+            <w:tcW w:type="dxa" w:w="2304"/>
             <w:tcMar>
               <w:top w:type="dxa" w:w="40"/>
               <w:left w:type="dxa" w:w="80"/>
@@ -3942,7 +3982,7 @@
         </w:tc>
         <w:tc>
           <w:tcPr>
-            <w:tcW w:type="dxa" w:w="1152"/>
+            <w:tcW w:type="dxa" w:w="1512"/>
             <w:tcMar>
               <w:top w:type="dxa" w:w="40"/>
               <w:left w:type="dxa" w:w="80"/>
@@ -3968,27 +4008,27 @@
         </w:tc>
         <w:tc>
           <w:tcPr>
-            <w:tcW w:type="dxa" w:w="5762"/>
-            <w:tcMar>
-              <w:top w:type="dxa" w:w="40"/>
-              <w:left w:type="dxa" w:w="80"/>
-              <w:bottom w:type="dxa" w:w="40"/>
-              <w:right w:type="dxa" w:w="80"/>
-            </w:tcMar>
-          </w:tcPr>
-          <w:p>
-            <w:pPr>
-              <w:spacing w:after="0"/>
-            </w:pPr>
-            <w:r>
-              <w:rPr>
-                <w:rFonts w:ascii="Calibri" w:cs="Calibri" w:eastAsia="Calibri" w:hAnsi="Calibri"/>
-                <w:b w:val="false"/>
-                <w:bCs w:val="false"/>
-                <w:sz w:val="19"/>
-                <w:szCs w:val="19"/>
-              </w:rPr>
-              <w:t xml:space="preserve">Diseño y desarrollo de la aplicación web (React/TypeScript/Leaflet), contrato de datos modelo→app, validador, modo productor/analista, simulador y despliegue público.</w:t>
+            <w:tcW w:type="dxa" w:w="5544"/>
+            <w:tcMar>
+              <w:top w:type="dxa" w:w="40"/>
+              <w:left w:type="dxa" w:w="80"/>
+              <w:bottom w:type="dxa" w:w="40"/>
+              <w:right w:type="dxa" w:w="80"/>
+            </w:tcMar>
+          </w:tcPr>
+          <w:p>
+            <w:pPr>
+              <w:spacing w:after="0"/>
+            </w:pPr>
+            <w:r>
+              <w:rPr>
+                <w:rFonts w:ascii="Calibri" w:cs="Calibri" w:eastAsia="Calibri" w:hAnsi="Calibri"/>
+                <w:b w:val="false"/>
+                <w:bCs w:val="false"/>
+                <w:sz w:val="19"/>
+                <w:szCs w:val="19"/>
+              </w:rPr>
+              <w:t xml:space="preserve">Diseño y desarrollo de la aplicación web (React/TypeScript/Leaflet), contrato de datos modelo→app, validador, modo productor/analista, simulador; despliegue público pendiente de verificación.</w:t>
             </w:r>
           </w:p>
         </w:tc>
@@ -3996,10 +4036,11 @@
       <w:tr>
         <w:trPr>
           <w:tblHeader w:val="false"/>
+          <w:cantSplit/>
         </w:trPr>
         <w:tc>
           <w:tcPr>
-            <w:tcW w:type="dxa" w:w="2112"/>
+            <w:tcW w:type="dxa" w:w="2304"/>
             <w:tcMar>
               <w:top w:type="dxa" w:w="40"/>
               <w:left w:type="dxa" w:w="80"/>
@@ -4025,7 +4066,7 @@
         </w:tc>
         <w:tc>
           <w:tcPr>
-            <w:tcW w:type="dxa" w:w="1152"/>
+            <w:tcW w:type="dxa" w:w="1512"/>
             <w:tcMar>
               <w:top w:type="dxa" w:w="40"/>
               <w:left w:type="dxa" w:w="80"/>
@@ -4051,7 +4092,7 @@
         </w:tc>
         <w:tc>
           <w:tcPr>
-            <w:tcW w:type="dxa" w:w="5762"/>
+            <w:tcW w:type="dxa" w:w="5544"/>
             <w:tcMar>
               <w:top w:type="dxa" w:w="40"/>
               <w:left w:type="dxa" w:w="80"/>
@@ -4079,10 +4120,11 @@
       <w:tr>
         <w:trPr>
           <w:tblHeader w:val="false"/>
+          <w:cantSplit/>
         </w:trPr>
         <w:tc>
           <w:tcPr>
-            <w:tcW w:type="dxa" w:w="2112"/>
+            <w:tcW w:type="dxa" w:w="2304"/>
             <w:tcMar>
               <w:top w:type="dxa" w:w="40"/>
               <w:left w:type="dxa" w:w="80"/>
@@ -4108,7 +4150,7 @@
         </w:tc>
         <w:tc>
           <w:tcPr>
-            <w:tcW w:type="dxa" w:w="1152"/>
+            <w:tcW w:type="dxa" w:w="1512"/>
             <w:tcMar>
               <w:top w:type="dxa" w:w="40"/>
               <w:left w:type="dxa" w:w="80"/>
@@ -4134,7 +4176,7 @@
         </w:tc>
         <w:tc>
           <w:tcPr>
-            <w:tcW w:type="dxa" w:w="5762"/>
+            <w:tcW w:type="dxa" w:w="5544"/>
             <w:tcMar>
               <w:top w:type="dxa" w:w="40"/>
               <w:left w:type="dxa" w:w="80"/>
@@ -4248,7 +4290,7 @@
     <w:p>
       <w:pPr>
         <w:pStyle w:val="Heading1"/>
-        <w:spacing w:before="280" w:after="120"/>
+        <w:spacing w:after="120" w:before="280"/>
       </w:pPr>
       <w:r>
         <w:rPr>
@@ -4355,6 +4397,35 @@
         <w:t xml:space="preserve">reports/experimentos.md</w:t>
       </w:r>
     </w:p>
+    <w:p>
+      <w:pPr>
+        <w:pStyle w:val="Heading1"/>
+        <w:spacing w:after="120" w:before="280"/>
+      </w:pPr>
+      <w:r>
+        <w:rPr>
+          <w:rFonts w:ascii="Calibri" w:cs="Calibri" w:eastAsia="Calibri" w:hAnsi="Calibri"/>
+          <w:b/>
+          <w:bCs/>
+          <w:color w:val="2F4F1F"/>
+          <w:sz w:val="28"/>
+          <w:szCs w:val="28"/>
+        </w:rPr>
+        <w:t xml:space="preserve">A4. Uso de inteligencia artificial</w:t>
+      </w:r>
+    </w:p>
+    <w:p>
+      <w:pPr>
+        <w:spacing w:after="140" w:line="288"/>
+        <w:jc w:val="both"/>
+      </w:pPr>
+      <w:r>
+        <w:rPr>
+          <w:rFonts w:ascii="Calibri" w:cs="Calibri" w:eastAsia="Calibri" w:hAnsi="Calibri"/>
+        </w:rPr>
+        <w:t xml:space="preserve">Pendiente de integrar los registros reales del equipo: integrante, herramienta utilizada, actividad o archivo donde se usó, y texto de los prompts efectivamente enviados. No se han reconstruido ni inventado prompts. Esta sección debe completarse antes de la entrega y comprobarse que los anexos respetan el límite de cuatro cuartillas indicado en las aclaraciones del reto.</w:t>
+      </w:r>
+    </w:p>
     <w:sectPr>
       <w:pgSz w:w="12240" w:h="15840" w:orient="portrait"/>
       <w:pgMar w:top="1440" w:right="1440" w:bottom="1440" w:left="1440" w:header="708" w:footer="708" w:gutter="0"/>
@@ -4367,6 +4438,43 @@
 
 <file path=word/comments.xml><?xml version="1.0" encoding="utf-8"?>
 <w:comments xmlns:cx="http://schemas.microsoft.com/office/drawing/2014/chartex" xmlns:cx1="http://schemas.microsoft.com/office/drawing/2015/9/8/chartex" xmlns:cx2="http://schemas.microsoft.com/office/drawing/2015/10/21/chartex" xmlns:cx3="http://schemas.microsoft.com/office/drawing/2016/5/9/chartex" xmlns:cx4="http://schemas.microsoft.com/office/drawing/2016/5/10/chartex" xmlns:cx5="http://schemas.microsoft.com/office/drawing/2016/5/11/chartex" xmlns:cx6="http://schemas.microsoft.com/office/drawing/2016/5/12/chartex" xmlns:cx7="http://schemas.microsoft.com/office/drawing/2016/5/13/chartex" xmlns:cx8="http://schemas.microsoft.com/office/drawing/2016/5/14/chartex" xmlns:mc="http://schemas.openxmlformats.org/markup-compatibility/2006" xmlns:aink="http://schemas.microsoft.com/office/drawing/2016/ink" xmlns:am3d="http://schemas.microsoft.com/office/drawing/2017/model3d" xmlns:o="urn:schemas-microsoft-com:office:office" xmlns:r="http://schemas.openxmlformats.org/officeDocument/2006/relationships" xmlns:m="http://schemas.openxmlformats.org/officeDocument/2006/math" xmlns:v="urn:schemas-microsoft-com:vml" xmlns:wp14="http://schemas.microsoft.com/office/word/2010/wordprocessingDrawing" xmlns:wp="http://schemas.openxmlformats.org/drawingml/2006/wordprocessingDrawing" xmlns:w10="urn:schemas-microsoft-com:office:word" xmlns:w="http://schemas.openxmlformats.org/wordprocessingml/2006/main" xmlns:w14="http://schemas.microsoft.com/office/word/2010/wordml" xmlns:w15="http://schemas.microsoft.com/office/word/2012/wordml" xmlns:w16cex="http://schemas.microsoft.com/office/word/2018/wordml/cex" xmlns:w16cid="http://schemas.microsoft.com/office/word/2016/wordml/cid" xmlns:w16="http://schemas.microsoft.com/office/word/2018/wordml" xmlns:w16sdtdh="http://schemas.microsoft.com/office/word/2020/wordml/sdtdatahash" xmlns:w16se="http://schemas.microsoft.com/office/word/2015/wordml/symex" xmlns:wpg="http://schemas.microsoft.com/office/word/2010/wordprocessingGroup" xmlns:wpi="http://schemas.microsoft.com/office/word/2010/wordprocessingInk" xmlns:wne="http://schemas.microsoft.com/office/word/2006/wordml" xmlns:wps="http://schemas.microsoft.com/office/word/2010/wordprocessingShape"/>
+</file>
+
+<file path=word/endnotes.xml><?xml version="1.0" encoding="utf-8"?>
+<w:endnotes xmlns:wpc="http://schemas.microsoft.com/office/word/2010/wordprocessingCanvas" xmlns:mc="http://schemas.openxmlformats.org/markup-compatibility/2006" xmlns:o="urn:schemas-microsoft-com:office:office" xmlns:r="http://schemas.openxmlformats.org/officeDocument/2006/relationships" xmlns:m="http://schemas.openxmlformats.org/officeDocument/2006/math" xmlns:v="urn:schemas-microsoft-com:vml" xmlns:wp14="http://schemas.microsoft.com/office/word/2010/wordprocessingDrawing" xmlns:wp="http://schemas.openxmlformats.org/drawingml/2006/wordprocessingDrawing" xmlns:w10="urn:schemas-microsoft-com:office:word" xmlns:w="http://schemas.openxmlformats.org/wordprocessingml/2006/main" xmlns:w14="http://schemas.microsoft.com/office/word/2010/wordml" xmlns:w15="http://schemas.microsoft.com/office/word/2012/wordml" xmlns:wpg="http://schemas.microsoft.com/office/word/2010/wordprocessingGroup" xmlns:wpi="http://schemas.microsoft.com/office/word/2010/wordprocessingInk" xmlns:wne="http://schemas.microsoft.com/office/word/2006/wordml" xmlns:wps="http://schemas.microsoft.com/office/word/2010/wordprocessingShape" mc:Ignorable="w14 w15 wp14">
+  <w:endnote w:type="separator" w:id="-1">
+    <w:p>
+      <w:pPr>
+        <w:spacing w:after="0" w:line="240" w:lineRule="auto"/>
+      </w:pPr>
+      <w:r>
+        <w:rPr>
+          <w:rStyle w:val="EndnoteReference"/>
+        </w:rPr>
+        <w:endnoteRef/>
+      </w:r>
+      <w:r>
+        <w:separator/>
+      </w:r>
+    </w:p>
+  </w:endnote>
+  <w:endnote w:type="continuationSeparator" w:id="0">
+    <w:p>
+      <w:pPr>
+        <w:spacing w:after="0" w:line="240" w:lineRule="auto"/>
+      </w:pPr>
+      <w:r>
+        <w:rPr>
+          <w:rStyle w:val="EndnoteReference"/>
+        </w:rPr>
+        <w:endnoteRef/>
+      </w:r>
+      <w:r>
+        <w:continuationSeparator/>
+      </w:r>
+    </w:p>
+  </w:endnote>
+</w:endnotes>
 </file>
 
 <file path=word/footnotes.xml><?xml version="1.0" encoding="utf-8"?>
@@ -4677,5 +4785,42 @@
       <w:szCs w:val="20"/>
     </w:rPr>
   </w:style>
+  <w:style w:type="character" w:styleId="EndnoteReference">
+    <w:name w:val="endnote reference"/>
+    <w:basedOn w:val="DefaultParagraphFont"/>
+    <w:uiPriority w:val="99"/>
+    <w:semiHidden/>
+    <w:unhideWhenUsed/>
+    <w:rPr>
+      <w:vertAlign w:val="superscript"/>
+    </w:rPr>
+  </w:style>
+  <w:style w:type="paragraph" w:styleId="EndnoteText">
+    <w:name w:val="endnote text"/>
+    <w:basedOn w:val="Normal"/>
+    <w:link w:val="EndnoteTextChar"/>
+    <w:uiPriority w:val="99"/>
+    <w:semiHidden/>
+    <w:unhideWhenUsed/>
+    <w:pPr>
+      <w:spacing w:after="0" w:line="240" w:lineRule="auto"/>
+    </w:pPr>
+    <w:rPr>
+      <w:sz w:val="20"/>
+      <w:szCs w:val="20"/>
+    </w:rPr>
+  </w:style>
+  <w:style w:type="character" w:styleId="EndnoteTextChar">
+    <w:name w:val="Endnote Text Char"/>
+    <w:basedOn w:val="DefaultParagraphFont"/>
+    <w:link w:val="EndnoteText"/>
+    <w:uiPriority w:val="99"/>
+    <w:semiHidden/>
+    <w:unhideWhenUsed/>
+    <w:rPr>
+      <w:sz w:val="20"/>
+      <w:szCs w:val="20"/>
+    </w:rPr>
+  </w:style>
 </w:styles>
 </file>
--- a/reports/entrega/03_Anexos_CebadaVision.docx
+++ b/reports/entrega/03_Anexos_CebadaVision.docx
@@ -4423,7 +4423,21 @@
         <w:rPr>
           <w:rFonts w:ascii="Calibri" w:cs="Calibri" w:eastAsia="Calibri" w:hAnsi="Calibri"/>
         </w:rPr>
-        <w:t xml:space="preserve">Pendiente de integrar los registros reales del equipo: integrante, herramienta utilizada, actividad o archivo donde se usó, y texto de los prompts efectivamente enviados. No se han reconstruido ni inventado prompts. Esta sección debe completarse antes de la entrega y comprobarse que los anexos respetan el límite de cuatro cuartillas indicado en las aclaraciones del reto.</w:t>
+        <w:t xml:space="preserve">El registro de prompts reales, su propósito y la herramienta utilizada debe incorporarse en Bibliografía, conforme a la guía de FIRA (p. 4). Sigue pendiente de integración y aprobación por el equipo en </w:t>
+      </w:r>
+      <w:r>
+        <w:rPr>
+          <w:rFonts w:ascii="Consolas" w:cs="Consolas" w:eastAsia="Consolas" w:hAnsi="Consolas"/>
+          <w:sz w:val="20"/>
+          <w:szCs w:val="20"/>
+        </w:rPr>
+        <w:t xml:space="preserve">reports/entrega/bibliografia.md</w:t>
+      </w:r>
+      <w:r>
+        <w:rPr>
+          <w:rFonts w:ascii="Calibri" w:cs="Calibri" w:eastAsia="Calibri" w:hAnsi="Calibri"/>
+        </w:rPr>
+        <w:t xml:space="preserve">. No se han inventado registros de uso.</w:t>
       </w:r>
     </w:p>
     <w:sectPr>
